--- a/Лабораторная работа №4/Лабораторная работа №4.docx
+++ b/Лабораторная работа №4/Лабораторная работа №4.docx
@@ -11195,7 +11195,8 @@
     </w:p>
     <w:p>
       <w:pPr>
-        <w:spacing w:line="240" w:lineRule="auto"/>
+        <w:spacing w:after="0" w:line="360" w:lineRule="auto"/>
+        <w:jc w:val="both"/>
         <w:rPr>
           <w:rFonts w:ascii="Consolas" w:hAnsi="Consolas"/>
           <w:sz w:val="18"/>
@@ -11220,12 +11221,103 @@
           <w:sz w:val="18"/>
           <w:szCs w:val="18"/>
         </w:rPr>
-        <w:t xml:space="preserve"> main():</w:t>
-      </w:r>
-    </w:p>
-    <w:p>
-      <w:pPr>
-        <w:spacing w:line="240" w:lineRule="auto"/>
+        <w:t xml:space="preserve"> </w:t>
+      </w:r>
+      <w:proofErr w:type="spellStart"/>
+      <w:r>
+        <w:rPr>
+          <w:rFonts w:ascii="Consolas" w:hAnsi="Consolas"/>
+          <w:sz w:val="18"/>
+          <w:szCs w:val="18"/>
+        </w:rPr>
+        <w:t>get_int</w:t>
+      </w:r>
+      <w:proofErr w:type="spellEnd"/>
+      <w:r>
+        <w:rPr>
+          <w:rFonts w:ascii="Consolas" w:hAnsi="Consolas"/>
+          <w:sz w:val="18"/>
+          <w:szCs w:val="18"/>
+        </w:rPr>
+        <w:t xml:space="preserve">(prompt: </w:t>
+      </w:r>
+      <w:proofErr w:type="spellStart"/>
+      <w:r>
+        <w:rPr>
+          <w:rFonts w:ascii="Consolas" w:hAnsi="Consolas"/>
+          <w:sz w:val="18"/>
+          <w:szCs w:val="18"/>
+        </w:rPr>
+        <w:t>str</w:t>
+      </w:r>
+      <w:proofErr w:type="spellEnd"/>
+      <w:r>
+        <w:rPr>
+          <w:rFonts w:ascii="Consolas" w:hAnsi="Consolas"/>
+          <w:sz w:val="18"/>
+          <w:szCs w:val="18"/>
+        </w:rPr>
+        <w:t xml:space="preserve">, min: </w:t>
+      </w:r>
+      <w:proofErr w:type="spellStart"/>
+      <w:r>
+        <w:rPr>
+          <w:rFonts w:ascii="Consolas" w:hAnsi="Consolas"/>
+          <w:sz w:val="18"/>
+          <w:szCs w:val="18"/>
+        </w:rPr>
+        <w:t>int</w:t>
+      </w:r>
+      <w:proofErr w:type="spellEnd"/>
+      <w:r>
+        <w:rPr>
+          <w:rFonts w:ascii="Consolas" w:hAnsi="Consolas"/>
+          <w:sz w:val="18"/>
+          <w:szCs w:val="18"/>
+        </w:rPr>
+        <w:t xml:space="preserve"> = 0, max: </w:t>
+      </w:r>
+      <w:proofErr w:type="spellStart"/>
+      <w:r>
+        <w:rPr>
+          <w:rFonts w:ascii="Consolas" w:hAnsi="Consolas"/>
+          <w:sz w:val="18"/>
+          <w:szCs w:val="18"/>
+        </w:rPr>
+        <w:t>int</w:t>
+      </w:r>
+      <w:proofErr w:type="spellEnd"/>
+      <w:r>
+        <w:rPr>
+          <w:rFonts w:ascii="Consolas" w:hAnsi="Consolas"/>
+          <w:sz w:val="18"/>
+          <w:szCs w:val="18"/>
+        </w:rPr>
+        <w:t xml:space="preserve"> = 100_000_000) -&gt; </w:t>
+      </w:r>
+      <w:proofErr w:type="spellStart"/>
+      <w:r>
+        <w:rPr>
+          <w:rFonts w:ascii="Consolas" w:hAnsi="Consolas"/>
+          <w:sz w:val="18"/>
+          <w:szCs w:val="18"/>
+        </w:rPr>
+        <w:t>int</w:t>
+      </w:r>
+      <w:proofErr w:type="spellEnd"/>
+      <w:r>
+        <w:rPr>
+          <w:rFonts w:ascii="Consolas" w:hAnsi="Consolas"/>
+          <w:sz w:val="18"/>
+          <w:szCs w:val="18"/>
+        </w:rPr>
+        <w:t>:</w:t>
+      </w:r>
+    </w:p>
+    <w:p>
+      <w:pPr>
+        <w:spacing w:after="0" w:line="360" w:lineRule="auto"/>
+        <w:jc w:val="both"/>
         <w:rPr>
           <w:rFonts w:ascii="Consolas" w:hAnsi="Consolas"/>
           <w:sz w:val="18"/>
@@ -11247,6 +11339,2223 @@
           <w:sz w:val="18"/>
           <w:szCs w:val="18"/>
         </w:rPr>
+        <w:t>while</w:t>
+      </w:r>
+      <w:proofErr w:type="gramEnd"/>
+      <w:r>
+        <w:rPr>
+          <w:rFonts w:ascii="Consolas" w:hAnsi="Consolas"/>
+          <w:sz w:val="18"/>
+          <w:szCs w:val="18"/>
+        </w:rPr>
+        <w:t xml:space="preserve"> True:</w:t>
+      </w:r>
+    </w:p>
+    <w:p>
+      <w:pPr>
+        <w:spacing w:after="0" w:line="360" w:lineRule="auto"/>
+        <w:jc w:val="both"/>
+        <w:rPr>
+          <w:rFonts w:ascii="Consolas" w:hAnsi="Consolas"/>
+          <w:sz w:val="18"/>
+          <w:szCs w:val="18"/>
+        </w:rPr>
+      </w:pPr>
+      <w:r>
+        <w:rPr>
+          <w:rFonts w:ascii="Consolas" w:hAnsi="Consolas"/>
+          <w:sz w:val="18"/>
+          <w:szCs w:val="18"/>
+        </w:rPr>
+        <w:t xml:space="preserve">        </w:t>
+      </w:r>
+      <w:proofErr w:type="gramStart"/>
+      <w:r>
+        <w:rPr>
+          <w:rFonts w:ascii="Consolas" w:hAnsi="Consolas"/>
+          <w:sz w:val="18"/>
+          <w:szCs w:val="18"/>
+        </w:rPr>
+        <w:t>try</w:t>
+      </w:r>
+      <w:proofErr w:type="gramEnd"/>
+      <w:r>
+        <w:rPr>
+          <w:rFonts w:ascii="Consolas" w:hAnsi="Consolas"/>
+          <w:sz w:val="18"/>
+          <w:szCs w:val="18"/>
+        </w:rPr>
+        <w:t>:</w:t>
+      </w:r>
+    </w:p>
+    <w:p>
+      <w:pPr>
+        <w:spacing w:after="0" w:line="360" w:lineRule="auto"/>
+        <w:jc w:val="both"/>
+        <w:rPr>
+          <w:rFonts w:ascii="Consolas" w:hAnsi="Consolas"/>
+          <w:sz w:val="18"/>
+          <w:szCs w:val="18"/>
+        </w:rPr>
+      </w:pPr>
+      <w:r>
+        <w:rPr>
+          <w:rFonts w:ascii="Consolas" w:hAnsi="Consolas"/>
+          <w:sz w:val="18"/>
+          <w:szCs w:val="18"/>
+        </w:rPr>
+        <w:t xml:space="preserve">            </w:t>
+      </w:r>
+      <w:proofErr w:type="spellStart"/>
+      <w:proofErr w:type="gramStart"/>
+      <w:r>
+        <w:rPr>
+          <w:rFonts w:ascii="Consolas" w:hAnsi="Consolas"/>
+          <w:sz w:val="18"/>
+          <w:szCs w:val="18"/>
+        </w:rPr>
+        <w:t>num</w:t>
+      </w:r>
+      <w:proofErr w:type="spellEnd"/>
+      <w:proofErr w:type="gramEnd"/>
+      <w:r>
+        <w:rPr>
+          <w:rFonts w:ascii="Consolas" w:hAnsi="Consolas"/>
+          <w:sz w:val="18"/>
+          <w:szCs w:val="18"/>
+        </w:rPr>
+        <w:t xml:space="preserve"> = </w:t>
+      </w:r>
+      <w:proofErr w:type="spellStart"/>
+      <w:r>
+        <w:rPr>
+          <w:rFonts w:ascii="Consolas" w:hAnsi="Consolas"/>
+          <w:sz w:val="18"/>
+          <w:szCs w:val="18"/>
+        </w:rPr>
+        <w:t>int</w:t>
+      </w:r>
+      <w:proofErr w:type="spellEnd"/>
+      <w:r>
+        <w:rPr>
+          <w:rFonts w:ascii="Consolas" w:hAnsi="Consolas"/>
+          <w:sz w:val="18"/>
+          <w:szCs w:val="18"/>
+        </w:rPr>
+        <w:t>(input(prompt))</w:t>
+      </w:r>
+    </w:p>
+    <w:p>
+      <w:pPr>
+        <w:spacing w:after="0" w:line="360" w:lineRule="auto"/>
+        <w:jc w:val="both"/>
+        <w:rPr>
+          <w:rFonts w:ascii="Consolas" w:hAnsi="Consolas"/>
+          <w:sz w:val="18"/>
+          <w:szCs w:val="18"/>
+        </w:rPr>
+      </w:pPr>
+    </w:p>
+    <w:p>
+      <w:pPr>
+        <w:spacing w:after="0" w:line="360" w:lineRule="auto"/>
+        <w:jc w:val="both"/>
+        <w:rPr>
+          <w:rFonts w:ascii="Consolas" w:hAnsi="Consolas"/>
+          <w:sz w:val="18"/>
+          <w:szCs w:val="18"/>
+        </w:rPr>
+      </w:pPr>
+      <w:r>
+        <w:rPr>
+          <w:rFonts w:ascii="Consolas" w:hAnsi="Consolas"/>
+          <w:sz w:val="18"/>
+          <w:szCs w:val="18"/>
+        </w:rPr>
+        <w:t xml:space="preserve">            </w:t>
+      </w:r>
+      <w:proofErr w:type="gramStart"/>
+      <w:r>
+        <w:rPr>
+          <w:rFonts w:ascii="Consolas" w:hAnsi="Consolas"/>
+          <w:sz w:val="18"/>
+          <w:szCs w:val="18"/>
+        </w:rPr>
+        <w:t>if</w:t>
+      </w:r>
+      <w:proofErr w:type="gramEnd"/>
+      <w:r>
+        <w:rPr>
+          <w:rFonts w:ascii="Consolas" w:hAnsi="Consolas"/>
+          <w:sz w:val="18"/>
+          <w:szCs w:val="18"/>
+        </w:rPr>
+        <w:t xml:space="preserve"> </w:t>
+      </w:r>
+      <w:proofErr w:type="spellStart"/>
+      <w:r>
+        <w:rPr>
+          <w:rFonts w:ascii="Consolas" w:hAnsi="Consolas"/>
+          <w:sz w:val="18"/>
+          <w:szCs w:val="18"/>
+        </w:rPr>
+        <w:t>num</w:t>
+      </w:r>
+      <w:proofErr w:type="spellEnd"/>
+      <w:r>
+        <w:rPr>
+          <w:rFonts w:ascii="Consolas" w:hAnsi="Consolas"/>
+          <w:sz w:val="18"/>
+          <w:szCs w:val="18"/>
+        </w:rPr>
+        <w:t xml:space="preserve"> &lt; min or </w:t>
+      </w:r>
+      <w:proofErr w:type="spellStart"/>
+      <w:r>
+        <w:rPr>
+          <w:rFonts w:ascii="Consolas" w:hAnsi="Consolas"/>
+          <w:sz w:val="18"/>
+          <w:szCs w:val="18"/>
+        </w:rPr>
+        <w:t>num</w:t>
+      </w:r>
+      <w:proofErr w:type="spellEnd"/>
+      <w:r>
+        <w:rPr>
+          <w:rFonts w:ascii="Consolas" w:hAnsi="Consolas"/>
+          <w:sz w:val="18"/>
+          <w:szCs w:val="18"/>
+        </w:rPr>
+        <w:t xml:space="preserve"> &gt; max:</w:t>
+      </w:r>
+    </w:p>
+    <w:p>
+      <w:pPr>
+        <w:spacing w:after="0" w:line="360" w:lineRule="auto"/>
+        <w:jc w:val="both"/>
+        <w:rPr>
+          <w:rFonts w:ascii="Consolas" w:hAnsi="Consolas"/>
+          <w:sz w:val="18"/>
+          <w:szCs w:val="18"/>
+          <w:lang w:val="ru-RU"/>
+        </w:rPr>
+      </w:pPr>
+      <w:r>
+        <w:rPr>
+          <w:rFonts w:ascii="Consolas" w:hAnsi="Consolas"/>
+          <w:sz w:val="18"/>
+          <w:szCs w:val="18"/>
+        </w:rPr>
+        <w:t xml:space="preserve">                </w:t>
+      </w:r>
+      <w:proofErr w:type="gramStart"/>
+      <w:r>
+        <w:rPr>
+          <w:rFonts w:ascii="Consolas" w:hAnsi="Consolas"/>
+          <w:sz w:val="18"/>
+          <w:szCs w:val="18"/>
+        </w:rPr>
+        <w:t>print</w:t>
+      </w:r>
+      <w:r>
+        <w:rPr>
+          <w:rFonts w:ascii="Consolas" w:hAnsi="Consolas"/>
+          <w:sz w:val="18"/>
+          <w:szCs w:val="18"/>
+          <w:lang w:val="ru-RU"/>
+        </w:rPr>
+        <w:t>(</w:t>
+      </w:r>
+      <w:proofErr w:type="gramEnd"/>
+      <w:r>
+        <w:rPr>
+          <w:rFonts w:ascii="Consolas" w:hAnsi="Consolas"/>
+          <w:sz w:val="18"/>
+          <w:szCs w:val="18"/>
+        </w:rPr>
+        <w:t>f</w:t>
+      </w:r>
+      <w:r>
+        <w:rPr>
+          <w:rFonts w:ascii="Consolas" w:hAnsi="Consolas"/>
+          <w:sz w:val="18"/>
+          <w:szCs w:val="18"/>
+          <w:lang w:val="ru-RU"/>
+        </w:rPr>
+        <w:t xml:space="preserve">"Число должно быть в </w:t>
+      </w:r>
+      <w:proofErr w:type="spellStart"/>
+      <w:r>
+        <w:rPr>
+          <w:rFonts w:ascii="Consolas" w:hAnsi="Consolas"/>
+          <w:sz w:val="18"/>
+          <w:szCs w:val="18"/>
+          <w:lang w:val="ru-RU"/>
+        </w:rPr>
+        <w:t>диапозоне</w:t>
+      </w:r>
+      <w:proofErr w:type="spellEnd"/>
+      <w:r>
+        <w:rPr>
+          <w:rFonts w:ascii="Consolas" w:hAnsi="Consolas"/>
+          <w:sz w:val="18"/>
+          <w:szCs w:val="18"/>
+          <w:lang w:val="ru-RU"/>
+        </w:rPr>
+        <w:t xml:space="preserve"> от {</w:t>
+      </w:r>
+      <w:r>
+        <w:rPr>
+          <w:rFonts w:ascii="Consolas" w:hAnsi="Consolas"/>
+          <w:sz w:val="18"/>
+          <w:szCs w:val="18"/>
+        </w:rPr>
+        <w:t>min</w:t>
+      </w:r>
+      <w:r>
+        <w:rPr>
+          <w:rFonts w:ascii="Consolas" w:hAnsi="Consolas"/>
+          <w:sz w:val="18"/>
+          <w:szCs w:val="18"/>
+          <w:lang w:val="ru-RU"/>
+        </w:rPr>
+        <w:t>} до {</w:t>
+      </w:r>
+      <w:r>
+        <w:rPr>
+          <w:rFonts w:ascii="Consolas" w:hAnsi="Consolas"/>
+          <w:sz w:val="18"/>
+          <w:szCs w:val="18"/>
+        </w:rPr>
+        <w:t>max</w:t>
+      </w:r>
+      <w:r>
+        <w:rPr>
+          <w:rFonts w:ascii="Consolas" w:hAnsi="Consolas"/>
+          <w:sz w:val="18"/>
+          <w:szCs w:val="18"/>
+          <w:lang w:val="ru-RU"/>
+        </w:rPr>
+        <w:t>}")</w:t>
+      </w:r>
+    </w:p>
+    <w:p>
+      <w:pPr>
+        <w:spacing w:after="0" w:line="360" w:lineRule="auto"/>
+        <w:jc w:val="both"/>
+        <w:rPr>
+          <w:rFonts w:ascii="Consolas" w:hAnsi="Consolas"/>
+          <w:sz w:val="18"/>
+          <w:szCs w:val="18"/>
+        </w:rPr>
+      </w:pPr>
+      <w:r>
+        <w:rPr>
+          <w:rFonts w:ascii="Consolas" w:hAnsi="Consolas"/>
+          <w:sz w:val="18"/>
+          <w:szCs w:val="18"/>
+        </w:rPr>
+        <w:t> </w:t>
+      </w:r>
+      <w:r>
+        <w:rPr>
+          <w:rFonts w:ascii="Consolas" w:hAnsi="Consolas"/>
+          <w:sz w:val="18"/>
+          <w:szCs w:val="18"/>
+          <w:lang w:val="ru-RU"/>
+        </w:rPr>
+        <w:t xml:space="preserve"> </w:t>
+      </w:r>
+      <w:r>
+        <w:rPr>
+          <w:rFonts w:ascii="Consolas" w:hAnsi="Consolas"/>
+          <w:sz w:val="18"/>
+          <w:szCs w:val="18"/>
+        </w:rPr>
+        <w:t> </w:t>
+      </w:r>
+      <w:r>
+        <w:rPr>
+          <w:rFonts w:ascii="Consolas" w:hAnsi="Consolas"/>
+          <w:sz w:val="18"/>
+          <w:szCs w:val="18"/>
+          <w:lang w:val="ru-RU"/>
+        </w:rPr>
+        <w:t xml:space="preserve"> </w:t>
+      </w:r>
+      <w:r>
+        <w:rPr>
+          <w:rFonts w:ascii="Consolas" w:hAnsi="Consolas"/>
+          <w:sz w:val="18"/>
+          <w:szCs w:val="18"/>
+        </w:rPr>
+        <w:t> </w:t>
+      </w:r>
+      <w:r>
+        <w:rPr>
+          <w:rFonts w:ascii="Consolas" w:hAnsi="Consolas"/>
+          <w:sz w:val="18"/>
+          <w:szCs w:val="18"/>
+          <w:lang w:val="ru-RU"/>
+        </w:rPr>
+        <w:t xml:space="preserve"> </w:t>
+      </w:r>
+      <w:r>
+        <w:rPr>
+          <w:rFonts w:ascii="Consolas" w:hAnsi="Consolas"/>
+          <w:sz w:val="18"/>
+          <w:szCs w:val="18"/>
+        </w:rPr>
+        <w:t> </w:t>
+      </w:r>
+      <w:r>
+        <w:rPr>
+          <w:rFonts w:ascii="Consolas" w:hAnsi="Consolas"/>
+          <w:sz w:val="18"/>
+          <w:szCs w:val="18"/>
+          <w:lang w:val="ru-RU"/>
+        </w:rPr>
+        <w:t xml:space="preserve"> </w:t>
+      </w:r>
+      <w:r>
+        <w:rPr>
+          <w:rFonts w:ascii="Consolas" w:hAnsi="Consolas"/>
+          <w:sz w:val="18"/>
+          <w:szCs w:val="18"/>
+        </w:rPr>
+        <w:t> </w:t>
+      </w:r>
+      <w:r>
+        <w:rPr>
+          <w:rFonts w:ascii="Consolas" w:hAnsi="Consolas"/>
+          <w:sz w:val="18"/>
+          <w:szCs w:val="18"/>
+          <w:lang w:val="ru-RU"/>
+        </w:rPr>
+        <w:t xml:space="preserve"> </w:t>
+      </w:r>
+      <w:r>
+        <w:rPr>
+          <w:rFonts w:ascii="Consolas" w:hAnsi="Consolas"/>
+          <w:sz w:val="18"/>
+          <w:szCs w:val="18"/>
+        </w:rPr>
+        <w:t> </w:t>
+      </w:r>
+      <w:r>
+        <w:rPr>
+          <w:rFonts w:ascii="Consolas" w:hAnsi="Consolas"/>
+          <w:sz w:val="18"/>
+          <w:szCs w:val="18"/>
+          <w:lang w:val="ru-RU"/>
+        </w:rPr>
+        <w:t xml:space="preserve"> </w:t>
+      </w:r>
+      <w:r>
+        <w:rPr>
+          <w:rFonts w:ascii="Consolas" w:hAnsi="Consolas"/>
+          <w:sz w:val="18"/>
+          <w:szCs w:val="18"/>
+        </w:rPr>
+        <w:t> </w:t>
+      </w:r>
+      <w:r>
+        <w:rPr>
+          <w:rFonts w:ascii="Consolas" w:hAnsi="Consolas"/>
+          <w:sz w:val="18"/>
+          <w:szCs w:val="18"/>
+          <w:lang w:val="ru-RU"/>
+        </w:rPr>
+        <w:t xml:space="preserve"> </w:t>
+      </w:r>
+      <w:r>
+        <w:rPr>
+          <w:rFonts w:ascii="Consolas" w:hAnsi="Consolas"/>
+          <w:sz w:val="18"/>
+          <w:szCs w:val="18"/>
+        </w:rPr>
+        <w:t> </w:t>
+      </w:r>
+      <w:r>
+        <w:rPr>
+          <w:rFonts w:ascii="Consolas" w:hAnsi="Consolas"/>
+          <w:sz w:val="18"/>
+          <w:szCs w:val="18"/>
+          <w:lang w:val="ru-RU"/>
+        </w:rPr>
+        <w:t xml:space="preserve"> </w:t>
+      </w:r>
+      <w:proofErr w:type="gramStart"/>
+      <w:r>
+        <w:rPr>
+          <w:rFonts w:ascii="Consolas" w:hAnsi="Consolas"/>
+          <w:sz w:val="18"/>
+          <w:szCs w:val="18"/>
+        </w:rPr>
+        <w:t>continue</w:t>
+      </w:r>
+      <w:proofErr w:type="gramEnd"/>
+    </w:p>
+    <w:p>
+      <w:pPr>
+        <w:spacing w:after="0" w:line="360" w:lineRule="auto"/>
+        <w:jc w:val="both"/>
+        <w:rPr>
+          <w:rFonts w:ascii="Consolas" w:hAnsi="Consolas"/>
+          <w:sz w:val="18"/>
+          <w:szCs w:val="18"/>
+        </w:rPr>
+      </w:pPr>
+    </w:p>
+    <w:p>
+      <w:pPr>
+        <w:spacing w:after="0" w:line="360" w:lineRule="auto"/>
+        <w:jc w:val="both"/>
+        <w:rPr>
+          <w:rFonts w:ascii="Consolas" w:hAnsi="Consolas"/>
+          <w:sz w:val="18"/>
+          <w:szCs w:val="18"/>
+        </w:rPr>
+      </w:pPr>
+      <w:r>
+        <w:rPr>
+          <w:rFonts w:ascii="Consolas" w:hAnsi="Consolas"/>
+          <w:sz w:val="18"/>
+          <w:szCs w:val="18"/>
+        </w:rPr>
+        <w:t xml:space="preserve">            </w:t>
+      </w:r>
+      <w:proofErr w:type="gramStart"/>
+      <w:r>
+        <w:rPr>
+          <w:rFonts w:ascii="Consolas" w:hAnsi="Consolas"/>
+          <w:sz w:val="18"/>
+          <w:szCs w:val="18"/>
+        </w:rPr>
+        <w:t>return</w:t>
+      </w:r>
+      <w:proofErr w:type="gramEnd"/>
+      <w:r>
+        <w:rPr>
+          <w:rFonts w:ascii="Consolas" w:hAnsi="Consolas"/>
+          <w:sz w:val="18"/>
+          <w:szCs w:val="18"/>
+        </w:rPr>
+        <w:t xml:space="preserve"> </w:t>
+      </w:r>
+      <w:proofErr w:type="spellStart"/>
+      <w:r>
+        <w:rPr>
+          <w:rFonts w:ascii="Consolas" w:hAnsi="Consolas"/>
+          <w:sz w:val="18"/>
+          <w:szCs w:val="18"/>
+        </w:rPr>
+        <w:t>num</w:t>
+      </w:r>
+      <w:proofErr w:type="spellEnd"/>
+    </w:p>
+    <w:p>
+      <w:pPr>
+        <w:spacing w:after="0" w:line="360" w:lineRule="auto"/>
+        <w:jc w:val="both"/>
+        <w:rPr>
+          <w:rFonts w:ascii="Consolas" w:hAnsi="Consolas"/>
+          <w:sz w:val="18"/>
+          <w:szCs w:val="18"/>
+        </w:rPr>
+      </w:pPr>
+      <w:r>
+        <w:rPr>
+          <w:rFonts w:ascii="Consolas" w:hAnsi="Consolas"/>
+          <w:sz w:val="18"/>
+          <w:szCs w:val="18"/>
+        </w:rPr>
+        <w:t xml:space="preserve">        </w:t>
+      </w:r>
+      <w:proofErr w:type="gramStart"/>
+      <w:r>
+        <w:rPr>
+          <w:rFonts w:ascii="Consolas" w:hAnsi="Consolas"/>
+          <w:sz w:val="18"/>
+          <w:szCs w:val="18"/>
+        </w:rPr>
+        <w:t>except</w:t>
+      </w:r>
+      <w:proofErr w:type="gramEnd"/>
+      <w:r>
+        <w:rPr>
+          <w:rFonts w:ascii="Consolas" w:hAnsi="Consolas"/>
+          <w:sz w:val="18"/>
+          <w:szCs w:val="18"/>
+        </w:rPr>
+        <w:t xml:space="preserve"> </w:t>
+      </w:r>
+      <w:proofErr w:type="spellStart"/>
+      <w:r>
+        <w:rPr>
+          <w:rFonts w:ascii="Consolas" w:hAnsi="Consolas"/>
+          <w:sz w:val="18"/>
+          <w:szCs w:val="18"/>
+        </w:rPr>
+        <w:t>ValueError</w:t>
+      </w:r>
+      <w:proofErr w:type="spellEnd"/>
+      <w:r>
+        <w:rPr>
+          <w:rFonts w:ascii="Consolas" w:hAnsi="Consolas"/>
+          <w:sz w:val="18"/>
+          <w:szCs w:val="18"/>
+        </w:rPr>
+        <w:t>:</w:t>
+      </w:r>
+    </w:p>
+    <w:p>
+      <w:pPr>
+        <w:spacing w:after="0" w:line="360" w:lineRule="auto"/>
+        <w:jc w:val="both"/>
+        <w:rPr>
+          <w:rFonts w:ascii="Consolas" w:hAnsi="Consolas"/>
+          <w:sz w:val="18"/>
+          <w:szCs w:val="18"/>
+        </w:rPr>
+      </w:pPr>
+      <w:r>
+        <w:rPr>
+          <w:rFonts w:ascii="Consolas" w:hAnsi="Consolas"/>
+          <w:sz w:val="18"/>
+          <w:szCs w:val="18"/>
+        </w:rPr>
+        <w:t xml:space="preserve">            </w:t>
+      </w:r>
+      <w:proofErr w:type="gramStart"/>
+      <w:r>
+        <w:rPr>
+          <w:rFonts w:ascii="Consolas" w:hAnsi="Consolas"/>
+          <w:sz w:val="18"/>
+          <w:szCs w:val="18"/>
+        </w:rPr>
+        <w:t>print</w:t>
+      </w:r>
+      <w:r>
+        <w:rPr>
+          <w:rFonts w:ascii="Consolas" w:hAnsi="Consolas"/>
+          <w:sz w:val="18"/>
+          <w:szCs w:val="18"/>
+          <w:lang w:val="ru-RU"/>
+        </w:rPr>
+        <w:t>(</w:t>
+      </w:r>
+      <w:proofErr w:type="gramEnd"/>
+      <w:r>
+        <w:rPr>
+          <w:rFonts w:ascii="Consolas" w:hAnsi="Consolas"/>
+          <w:sz w:val="18"/>
+          <w:szCs w:val="18"/>
+          <w:lang w:val="ru-RU"/>
+        </w:rPr>
+        <w:t xml:space="preserve">"Ошибка: необходимо ввести целое число. </w:t>
+      </w:r>
+      <w:proofErr w:type="spellStart"/>
+      <w:r>
+        <w:rPr>
+          <w:rFonts w:ascii="Consolas" w:hAnsi="Consolas"/>
+          <w:sz w:val="18"/>
+          <w:szCs w:val="18"/>
+        </w:rPr>
+        <w:t>Попробуйте</w:t>
+      </w:r>
+      <w:proofErr w:type="spellEnd"/>
+      <w:r>
+        <w:rPr>
+          <w:rFonts w:ascii="Consolas" w:hAnsi="Consolas"/>
+          <w:sz w:val="18"/>
+          <w:szCs w:val="18"/>
+        </w:rPr>
+        <w:t xml:space="preserve"> </w:t>
+      </w:r>
+      <w:proofErr w:type="spellStart"/>
+      <w:r>
+        <w:rPr>
+          <w:rFonts w:ascii="Consolas" w:hAnsi="Consolas"/>
+          <w:sz w:val="18"/>
+          <w:szCs w:val="18"/>
+        </w:rPr>
+        <w:t>снова</w:t>
+      </w:r>
+      <w:proofErr w:type="spellEnd"/>
+      <w:r>
+        <w:rPr>
+          <w:rFonts w:ascii="Consolas" w:hAnsi="Consolas"/>
+          <w:sz w:val="18"/>
+          <w:szCs w:val="18"/>
+        </w:rPr>
+        <w:t>.")</w:t>
+      </w:r>
+    </w:p>
+    <w:p>
+      <w:pPr>
+        <w:spacing w:after="0" w:line="360" w:lineRule="auto"/>
+        <w:jc w:val="both"/>
+        <w:rPr>
+          <w:rFonts w:ascii="Consolas" w:hAnsi="Consolas"/>
+          <w:sz w:val="18"/>
+          <w:szCs w:val="18"/>
+        </w:rPr>
+      </w:pPr>
+    </w:p>
+    <w:p>
+      <w:pPr>
+        <w:spacing w:after="0" w:line="360" w:lineRule="auto"/>
+        <w:jc w:val="both"/>
+        <w:rPr>
+          <w:rFonts w:ascii="Consolas" w:hAnsi="Consolas"/>
+          <w:sz w:val="18"/>
+          <w:szCs w:val="18"/>
+        </w:rPr>
+      </w:pPr>
+      <w:proofErr w:type="spellStart"/>
+      <w:proofErr w:type="gramStart"/>
+      <w:r>
+        <w:rPr>
+          <w:rFonts w:ascii="Consolas" w:hAnsi="Consolas"/>
+          <w:sz w:val="18"/>
+          <w:szCs w:val="18"/>
+        </w:rPr>
+        <w:t>def</w:t>
+      </w:r>
+      <w:proofErr w:type="spellEnd"/>
+      <w:proofErr w:type="gramEnd"/>
+      <w:r>
+        <w:rPr>
+          <w:rFonts w:ascii="Consolas" w:hAnsi="Consolas"/>
+          <w:sz w:val="18"/>
+          <w:szCs w:val="18"/>
+        </w:rPr>
+        <w:t xml:space="preserve"> </w:t>
+      </w:r>
+      <w:proofErr w:type="spellStart"/>
+      <w:r>
+        <w:rPr>
+          <w:rFonts w:ascii="Consolas" w:hAnsi="Consolas"/>
+          <w:sz w:val="18"/>
+          <w:szCs w:val="18"/>
+        </w:rPr>
+        <w:t>get_elem</w:t>
+      </w:r>
+      <w:proofErr w:type="spellEnd"/>
+      <w:r>
+        <w:rPr>
+          <w:rFonts w:ascii="Consolas" w:hAnsi="Consolas"/>
+          <w:sz w:val="18"/>
+          <w:szCs w:val="18"/>
+        </w:rPr>
+        <w:t xml:space="preserve">(prompt: </w:t>
+      </w:r>
+      <w:proofErr w:type="spellStart"/>
+      <w:r>
+        <w:rPr>
+          <w:rFonts w:ascii="Consolas" w:hAnsi="Consolas"/>
+          <w:sz w:val="18"/>
+          <w:szCs w:val="18"/>
+        </w:rPr>
+        <w:t>str</w:t>
+      </w:r>
+      <w:proofErr w:type="spellEnd"/>
+      <w:r>
+        <w:rPr>
+          <w:rFonts w:ascii="Consolas" w:hAnsi="Consolas"/>
+          <w:sz w:val="18"/>
+          <w:szCs w:val="18"/>
+        </w:rPr>
+        <w:t xml:space="preserve">) -&gt; </w:t>
+      </w:r>
+      <w:proofErr w:type="spellStart"/>
+      <w:r>
+        <w:rPr>
+          <w:rFonts w:ascii="Consolas" w:hAnsi="Consolas"/>
+          <w:sz w:val="18"/>
+          <w:szCs w:val="18"/>
+        </w:rPr>
+        <w:t>int</w:t>
+      </w:r>
+      <w:proofErr w:type="spellEnd"/>
+      <w:r>
+        <w:rPr>
+          <w:rFonts w:ascii="Consolas" w:hAnsi="Consolas"/>
+          <w:sz w:val="18"/>
+          <w:szCs w:val="18"/>
+        </w:rPr>
+        <w:t xml:space="preserve"> | float:</w:t>
+      </w:r>
+    </w:p>
+    <w:p>
+      <w:pPr>
+        <w:spacing w:after="0" w:line="360" w:lineRule="auto"/>
+        <w:jc w:val="both"/>
+        <w:rPr>
+          <w:rFonts w:ascii="Consolas" w:hAnsi="Consolas"/>
+          <w:sz w:val="18"/>
+          <w:szCs w:val="18"/>
+        </w:rPr>
+      </w:pPr>
+      <w:r>
+        <w:rPr>
+          <w:rFonts w:ascii="Consolas" w:hAnsi="Consolas"/>
+          <w:sz w:val="18"/>
+          <w:szCs w:val="18"/>
+        </w:rPr>
+        <w:t xml:space="preserve">    </w:t>
+      </w:r>
+      <w:proofErr w:type="gramStart"/>
+      <w:r>
+        <w:rPr>
+          <w:rFonts w:ascii="Consolas" w:hAnsi="Consolas"/>
+          <w:sz w:val="18"/>
+          <w:szCs w:val="18"/>
+        </w:rPr>
+        <w:t>while</w:t>
+      </w:r>
+      <w:proofErr w:type="gramEnd"/>
+      <w:r>
+        <w:rPr>
+          <w:rFonts w:ascii="Consolas" w:hAnsi="Consolas"/>
+          <w:sz w:val="18"/>
+          <w:szCs w:val="18"/>
+        </w:rPr>
+        <w:t xml:space="preserve"> True:</w:t>
+      </w:r>
+    </w:p>
+    <w:p>
+      <w:pPr>
+        <w:spacing w:after="0" w:line="360" w:lineRule="auto"/>
+        <w:jc w:val="both"/>
+        <w:rPr>
+          <w:rFonts w:ascii="Consolas" w:hAnsi="Consolas"/>
+          <w:sz w:val="18"/>
+          <w:szCs w:val="18"/>
+        </w:rPr>
+      </w:pPr>
+      <w:r>
+        <w:rPr>
+          <w:rFonts w:ascii="Consolas" w:hAnsi="Consolas"/>
+          <w:sz w:val="18"/>
+          <w:szCs w:val="18"/>
+        </w:rPr>
+        <w:t xml:space="preserve">        </w:t>
+      </w:r>
+      <w:proofErr w:type="gramStart"/>
+      <w:r>
+        <w:rPr>
+          <w:rFonts w:ascii="Consolas" w:hAnsi="Consolas"/>
+          <w:sz w:val="18"/>
+          <w:szCs w:val="18"/>
+        </w:rPr>
+        <w:t>try</w:t>
+      </w:r>
+      <w:proofErr w:type="gramEnd"/>
+      <w:r>
+        <w:rPr>
+          <w:rFonts w:ascii="Consolas" w:hAnsi="Consolas"/>
+          <w:sz w:val="18"/>
+          <w:szCs w:val="18"/>
+        </w:rPr>
+        <w:t>:</w:t>
+      </w:r>
+    </w:p>
+    <w:p>
+      <w:pPr>
+        <w:spacing w:after="0" w:line="360" w:lineRule="auto"/>
+        <w:jc w:val="both"/>
+        <w:rPr>
+          <w:rFonts w:ascii="Consolas" w:hAnsi="Consolas"/>
+          <w:sz w:val="18"/>
+          <w:szCs w:val="18"/>
+        </w:rPr>
+      </w:pPr>
+      <w:r>
+        <w:rPr>
+          <w:rFonts w:ascii="Consolas" w:hAnsi="Consolas"/>
+          <w:sz w:val="18"/>
+          <w:szCs w:val="18"/>
+        </w:rPr>
+        <w:t xml:space="preserve">            </w:t>
+      </w:r>
+      <w:proofErr w:type="spellStart"/>
+      <w:r>
+        <w:rPr>
+          <w:rFonts w:ascii="Consolas" w:hAnsi="Consolas"/>
+          <w:sz w:val="18"/>
+          <w:szCs w:val="18"/>
+        </w:rPr>
+        <w:t>data_type</w:t>
+      </w:r>
+      <w:proofErr w:type="spellEnd"/>
+      <w:r>
+        <w:rPr>
+          <w:rFonts w:ascii="Consolas" w:hAnsi="Consolas"/>
+          <w:sz w:val="18"/>
+          <w:szCs w:val="18"/>
+        </w:rPr>
+        <w:t xml:space="preserve"> = </w:t>
+      </w:r>
+      <w:proofErr w:type="spellStart"/>
+      <w:r>
+        <w:rPr>
+          <w:rFonts w:ascii="Consolas" w:hAnsi="Consolas"/>
+          <w:sz w:val="18"/>
+          <w:szCs w:val="18"/>
+        </w:rPr>
+        <w:t>get_</w:t>
+      </w:r>
+      <w:proofErr w:type="gramStart"/>
+      <w:r>
+        <w:rPr>
+          <w:rFonts w:ascii="Consolas" w:hAnsi="Consolas"/>
+          <w:sz w:val="18"/>
+          <w:szCs w:val="18"/>
+        </w:rPr>
+        <w:t>int</w:t>
+      </w:r>
+      <w:proofErr w:type="spellEnd"/>
+      <w:r>
+        <w:rPr>
+          <w:rFonts w:ascii="Consolas" w:hAnsi="Consolas"/>
+          <w:sz w:val="18"/>
+          <w:szCs w:val="18"/>
+        </w:rPr>
+        <w:t>(</w:t>
+      </w:r>
+      <w:proofErr w:type="gramEnd"/>
+      <w:r>
+        <w:rPr>
+          <w:rFonts w:ascii="Consolas" w:hAnsi="Consolas"/>
+          <w:sz w:val="18"/>
+          <w:szCs w:val="18"/>
+        </w:rPr>
+        <w:t>"</w:t>
+      </w:r>
+      <w:proofErr w:type="spellStart"/>
+      <w:r>
+        <w:rPr>
+          <w:rFonts w:ascii="Consolas" w:hAnsi="Consolas"/>
+          <w:sz w:val="18"/>
+          <w:szCs w:val="18"/>
+        </w:rPr>
+        <w:t>Введите</w:t>
+      </w:r>
+      <w:proofErr w:type="spellEnd"/>
+      <w:r>
+        <w:rPr>
+          <w:rFonts w:ascii="Consolas" w:hAnsi="Consolas"/>
+          <w:sz w:val="18"/>
+          <w:szCs w:val="18"/>
+        </w:rPr>
+        <w:t xml:space="preserve"> </w:t>
+      </w:r>
+      <w:proofErr w:type="spellStart"/>
+      <w:r>
+        <w:rPr>
+          <w:rFonts w:ascii="Consolas" w:hAnsi="Consolas"/>
+          <w:sz w:val="18"/>
+          <w:szCs w:val="18"/>
+        </w:rPr>
+        <w:t>тип</w:t>
+      </w:r>
+      <w:proofErr w:type="spellEnd"/>
+      <w:r>
+        <w:rPr>
+          <w:rFonts w:ascii="Consolas" w:hAnsi="Consolas"/>
+          <w:sz w:val="18"/>
+          <w:szCs w:val="18"/>
+        </w:rPr>
+        <w:t xml:space="preserve"> </w:t>
+      </w:r>
+      <w:proofErr w:type="spellStart"/>
+      <w:r>
+        <w:rPr>
+          <w:rFonts w:ascii="Consolas" w:hAnsi="Consolas"/>
+          <w:sz w:val="18"/>
+          <w:szCs w:val="18"/>
+        </w:rPr>
+        <w:t>элеме</w:t>
+      </w:r>
+      <w:r>
+        <w:rPr>
+          <w:rFonts w:ascii="Consolas" w:hAnsi="Consolas"/>
+          <w:sz w:val="18"/>
+          <w:szCs w:val="18"/>
+        </w:rPr>
+        <w:t>нта</w:t>
+      </w:r>
+      <w:proofErr w:type="spellEnd"/>
+      <w:r>
+        <w:rPr>
+          <w:rFonts w:ascii="Consolas" w:hAnsi="Consolas"/>
+          <w:sz w:val="18"/>
+          <w:szCs w:val="18"/>
+        </w:rPr>
+        <w:t xml:space="preserve"> (0 - </w:t>
+      </w:r>
+      <w:proofErr w:type="spellStart"/>
+      <w:r>
+        <w:rPr>
+          <w:rFonts w:ascii="Consolas" w:hAnsi="Consolas"/>
+          <w:sz w:val="18"/>
+          <w:szCs w:val="18"/>
+        </w:rPr>
+        <w:t>int</w:t>
+      </w:r>
+      <w:proofErr w:type="spellEnd"/>
+      <w:r>
+        <w:rPr>
+          <w:rFonts w:ascii="Consolas" w:hAnsi="Consolas"/>
+          <w:sz w:val="18"/>
+          <w:szCs w:val="18"/>
+        </w:rPr>
+        <w:t>, 1 - float</w:t>
+      </w:r>
+      <w:r>
+        <w:rPr>
+          <w:rFonts w:ascii="Consolas" w:hAnsi="Consolas"/>
+          <w:sz w:val="18"/>
+          <w:szCs w:val="18"/>
+        </w:rPr>
+        <w:t xml:space="preserve">): ", 0, </w:t>
+      </w:r>
+      <w:r>
+        <w:rPr>
+          <w:rFonts w:ascii="Consolas" w:hAnsi="Consolas"/>
+          <w:sz w:val="18"/>
+          <w:szCs w:val="18"/>
+        </w:rPr>
+        <w:t>1</w:t>
+      </w:r>
+      <w:r>
+        <w:rPr>
+          <w:rFonts w:ascii="Consolas" w:hAnsi="Consolas"/>
+          <w:sz w:val="18"/>
+          <w:szCs w:val="18"/>
+        </w:rPr>
+        <w:t>)</w:t>
+      </w:r>
+    </w:p>
+    <w:p>
+      <w:pPr>
+        <w:spacing w:after="0" w:line="360" w:lineRule="auto"/>
+        <w:jc w:val="both"/>
+        <w:rPr>
+          <w:rFonts w:ascii="Consolas" w:hAnsi="Consolas"/>
+          <w:sz w:val="18"/>
+          <w:szCs w:val="18"/>
+        </w:rPr>
+      </w:pPr>
+      <w:r>
+        <w:rPr>
+          <w:rFonts w:ascii="Consolas" w:hAnsi="Consolas"/>
+          <w:sz w:val="18"/>
+          <w:szCs w:val="18"/>
+        </w:rPr>
+        <w:t xml:space="preserve">            </w:t>
+      </w:r>
+      <w:proofErr w:type="spellStart"/>
+      <w:r>
+        <w:rPr>
+          <w:rFonts w:ascii="Consolas" w:hAnsi="Consolas"/>
+          <w:sz w:val="18"/>
+          <w:szCs w:val="18"/>
+        </w:rPr>
+        <w:t>user_input</w:t>
+      </w:r>
+      <w:proofErr w:type="spellEnd"/>
+      <w:r>
+        <w:rPr>
+          <w:rFonts w:ascii="Consolas" w:hAnsi="Consolas"/>
+          <w:sz w:val="18"/>
+          <w:szCs w:val="18"/>
+        </w:rPr>
+        <w:t xml:space="preserve"> = </w:t>
+      </w:r>
+      <w:proofErr w:type="gramStart"/>
+      <w:r>
+        <w:rPr>
+          <w:rFonts w:ascii="Consolas" w:hAnsi="Consolas"/>
+          <w:sz w:val="18"/>
+          <w:szCs w:val="18"/>
+        </w:rPr>
+        <w:t>input(</w:t>
+      </w:r>
+      <w:proofErr w:type="gramEnd"/>
+      <w:r>
+        <w:rPr>
+          <w:rFonts w:ascii="Consolas" w:hAnsi="Consolas"/>
+          <w:sz w:val="18"/>
+          <w:szCs w:val="18"/>
+        </w:rPr>
+        <w:t>prompt)</w:t>
+      </w:r>
+    </w:p>
+    <w:p>
+      <w:pPr>
+        <w:spacing w:after="0" w:line="360" w:lineRule="auto"/>
+        <w:jc w:val="both"/>
+        <w:rPr>
+          <w:rFonts w:ascii="Consolas" w:hAnsi="Consolas"/>
+          <w:sz w:val="18"/>
+          <w:szCs w:val="18"/>
+        </w:rPr>
+      </w:pPr>
+    </w:p>
+    <w:p>
+      <w:pPr>
+        <w:spacing w:after="0" w:line="360" w:lineRule="auto"/>
+        <w:jc w:val="both"/>
+        <w:rPr>
+          <w:rFonts w:ascii="Consolas" w:hAnsi="Consolas"/>
+          <w:sz w:val="18"/>
+          <w:szCs w:val="18"/>
+        </w:rPr>
+      </w:pPr>
+      <w:r>
+        <w:rPr>
+          <w:rFonts w:ascii="Consolas" w:hAnsi="Consolas"/>
+          <w:sz w:val="18"/>
+          <w:szCs w:val="18"/>
+        </w:rPr>
+        <w:t xml:space="preserve">            </w:t>
+      </w:r>
+      <w:proofErr w:type="gramStart"/>
+      <w:r>
+        <w:rPr>
+          <w:rFonts w:ascii="Consolas" w:hAnsi="Consolas"/>
+          <w:sz w:val="18"/>
+          <w:szCs w:val="18"/>
+        </w:rPr>
+        <w:t>if</w:t>
+      </w:r>
+      <w:proofErr w:type="gramEnd"/>
+      <w:r>
+        <w:rPr>
+          <w:rFonts w:ascii="Consolas" w:hAnsi="Consolas"/>
+          <w:sz w:val="18"/>
+          <w:szCs w:val="18"/>
+        </w:rPr>
+        <w:t xml:space="preserve"> </w:t>
+      </w:r>
+      <w:proofErr w:type="spellStart"/>
+      <w:r>
+        <w:rPr>
+          <w:rFonts w:ascii="Consolas" w:hAnsi="Consolas"/>
+          <w:sz w:val="18"/>
+          <w:szCs w:val="18"/>
+        </w:rPr>
+        <w:t>data_type</w:t>
+      </w:r>
+      <w:proofErr w:type="spellEnd"/>
+      <w:r>
+        <w:rPr>
+          <w:rFonts w:ascii="Consolas" w:hAnsi="Consolas"/>
+          <w:sz w:val="18"/>
+          <w:szCs w:val="18"/>
+        </w:rPr>
+        <w:t xml:space="preserve"> == 0:</w:t>
+      </w:r>
+    </w:p>
+    <w:p>
+      <w:pPr>
+        <w:spacing w:after="0" w:line="360" w:lineRule="auto"/>
+        <w:jc w:val="both"/>
+        <w:rPr>
+          <w:rFonts w:ascii="Consolas" w:hAnsi="Consolas"/>
+          <w:sz w:val="18"/>
+          <w:szCs w:val="18"/>
+        </w:rPr>
+      </w:pPr>
+      <w:r>
+        <w:rPr>
+          <w:rFonts w:ascii="Consolas" w:hAnsi="Consolas"/>
+          <w:sz w:val="18"/>
+          <w:szCs w:val="18"/>
+        </w:rPr>
+        <w:t xml:space="preserve">                </w:t>
+      </w:r>
+      <w:proofErr w:type="gramStart"/>
+      <w:r>
+        <w:rPr>
+          <w:rFonts w:ascii="Consolas" w:hAnsi="Consolas"/>
+          <w:sz w:val="18"/>
+          <w:szCs w:val="18"/>
+        </w:rPr>
+        <w:t>return</w:t>
+      </w:r>
+      <w:proofErr w:type="gramEnd"/>
+      <w:r>
+        <w:rPr>
+          <w:rFonts w:ascii="Consolas" w:hAnsi="Consolas"/>
+          <w:sz w:val="18"/>
+          <w:szCs w:val="18"/>
+        </w:rPr>
+        <w:t xml:space="preserve"> </w:t>
+      </w:r>
+      <w:proofErr w:type="spellStart"/>
+      <w:r>
+        <w:rPr>
+          <w:rFonts w:ascii="Consolas" w:hAnsi="Consolas"/>
+          <w:sz w:val="18"/>
+          <w:szCs w:val="18"/>
+        </w:rPr>
+        <w:t>int</w:t>
+      </w:r>
+      <w:proofErr w:type="spellEnd"/>
+      <w:r>
+        <w:rPr>
+          <w:rFonts w:ascii="Consolas" w:hAnsi="Consolas"/>
+          <w:sz w:val="18"/>
+          <w:szCs w:val="18"/>
+        </w:rPr>
+        <w:t>(</w:t>
+      </w:r>
+      <w:proofErr w:type="spellStart"/>
+      <w:r>
+        <w:rPr>
+          <w:rFonts w:ascii="Consolas" w:hAnsi="Consolas"/>
+          <w:sz w:val="18"/>
+          <w:szCs w:val="18"/>
+        </w:rPr>
+        <w:t>user_input</w:t>
+      </w:r>
+      <w:proofErr w:type="spellEnd"/>
+      <w:r>
+        <w:rPr>
+          <w:rFonts w:ascii="Consolas" w:hAnsi="Consolas"/>
+          <w:sz w:val="18"/>
+          <w:szCs w:val="18"/>
+        </w:rPr>
+        <w:t>)</w:t>
+      </w:r>
+    </w:p>
+    <w:p>
+      <w:pPr>
+        <w:spacing w:after="0" w:line="360" w:lineRule="auto"/>
+        <w:jc w:val="both"/>
+        <w:rPr>
+          <w:rFonts w:ascii="Consolas" w:hAnsi="Consolas"/>
+          <w:sz w:val="18"/>
+          <w:szCs w:val="18"/>
+        </w:rPr>
+      </w:pPr>
+      <w:r>
+        <w:rPr>
+          <w:rFonts w:ascii="Consolas" w:hAnsi="Consolas"/>
+          <w:sz w:val="18"/>
+          <w:szCs w:val="18"/>
+        </w:rPr>
+        <w:t xml:space="preserve">            </w:t>
+      </w:r>
+      <w:proofErr w:type="spellStart"/>
+      <w:proofErr w:type="gramStart"/>
+      <w:r>
+        <w:rPr>
+          <w:rFonts w:ascii="Consolas" w:hAnsi="Consolas"/>
+          <w:sz w:val="18"/>
+          <w:szCs w:val="18"/>
+        </w:rPr>
+        <w:t>elif</w:t>
+      </w:r>
+      <w:proofErr w:type="spellEnd"/>
+      <w:proofErr w:type="gramEnd"/>
+      <w:r>
+        <w:rPr>
+          <w:rFonts w:ascii="Consolas" w:hAnsi="Consolas"/>
+          <w:sz w:val="18"/>
+          <w:szCs w:val="18"/>
+        </w:rPr>
+        <w:t xml:space="preserve"> </w:t>
+      </w:r>
+      <w:proofErr w:type="spellStart"/>
+      <w:r>
+        <w:rPr>
+          <w:rFonts w:ascii="Consolas" w:hAnsi="Consolas"/>
+          <w:sz w:val="18"/>
+          <w:szCs w:val="18"/>
+        </w:rPr>
+        <w:t>data_type</w:t>
+      </w:r>
+      <w:proofErr w:type="spellEnd"/>
+      <w:r>
+        <w:rPr>
+          <w:rFonts w:ascii="Consolas" w:hAnsi="Consolas"/>
+          <w:sz w:val="18"/>
+          <w:szCs w:val="18"/>
+        </w:rPr>
+        <w:t xml:space="preserve"> == 1:</w:t>
+      </w:r>
+    </w:p>
+    <w:p>
+      <w:pPr>
+        <w:spacing w:after="0" w:line="360" w:lineRule="auto"/>
+        <w:jc w:val="both"/>
+        <w:rPr>
+          <w:rFonts w:ascii="Consolas" w:hAnsi="Consolas"/>
+          <w:sz w:val="18"/>
+          <w:szCs w:val="18"/>
+        </w:rPr>
+      </w:pPr>
+      <w:r>
+        <w:rPr>
+          <w:rFonts w:ascii="Consolas" w:hAnsi="Consolas"/>
+          <w:sz w:val="18"/>
+          <w:szCs w:val="18"/>
+        </w:rPr>
+        <w:t xml:space="preserve">                </w:t>
+      </w:r>
+      <w:proofErr w:type="gramStart"/>
+      <w:r>
+        <w:rPr>
+          <w:rFonts w:ascii="Consolas" w:hAnsi="Consolas"/>
+          <w:sz w:val="18"/>
+          <w:szCs w:val="18"/>
+        </w:rPr>
+        <w:t>return</w:t>
+      </w:r>
+      <w:proofErr w:type="gramEnd"/>
+      <w:r>
+        <w:rPr>
+          <w:rFonts w:ascii="Consolas" w:hAnsi="Consolas"/>
+          <w:sz w:val="18"/>
+          <w:szCs w:val="18"/>
+        </w:rPr>
+        <w:t xml:space="preserve"> float(</w:t>
+      </w:r>
+      <w:proofErr w:type="spellStart"/>
+      <w:r>
+        <w:rPr>
+          <w:rFonts w:ascii="Consolas" w:hAnsi="Consolas"/>
+          <w:sz w:val="18"/>
+          <w:szCs w:val="18"/>
+        </w:rPr>
+        <w:t>user_input</w:t>
+      </w:r>
+      <w:proofErr w:type="spellEnd"/>
+      <w:r>
+        <w:rPr>
+          <w:rFonts w:ascii="Consolas" w:hAnsi="Consolas"/>
+          <w:sz w:val="18"/>
+          <w:szCs w:val="18"/>
+        </w:rPr>
+        <w:t>)</w:t>
+      </w:r>
+    </w:p>
+    <w:p>
+      <w:pPr>
+        <w:spacing w:after="0" w:line="360" w:lineRule="auto"/>
+        <w:jc w:val="both"/>
+        <w:rPr>
+          <w:rFonts w:ascii="Consolas" w:hAnsi="Consolas"/>
+          <w:sz w:val="18"/>
+          <w:szCs w:val="18"/>
+        </w:rPr>
+      </w:pPr>
+      <w:bookmarkStart w:id="0" w:name="_GoBack"/>
+      <w:bookmarkEnd w:id="0"/>
+      <w:r>
+        <w:rPr>
+          <w:rFonts w:ascii="Consolas" w:hAnsi="Consolas"/>
+          <w:sz w:val="18"/>
+          <w:szCs w:val="18"/>
+        </w:rPr>
+        <w:lastRenderedPageBreak/>
+        <w:t xml:space="preserve">        except </w:t>
+      </w:r>
+      <w:proofErr w:type="spellStart"/>
+      <w:r>
+        <w:rPr>
+          <w:rFonts w:ascii="Consolas" w:hAnsi="Consolas"/>
+          <w:sz w:val="18"/>
+          <w:szCs w:val="18"/>
+        </w:rPr>
+        <w:t>ValueError</w:t>
+      </w:r>
+      <w:proofErr w:type="spellEnd"/>
+      <w:r>
+        <w:rPr>
+          <w:rFonts w:ascii="Consolas" w:hAnsi="Consolas"/>
+          <w:sz w:val="18"/>
+          <w:szCs w:val="18"/>
+        </w:rPr>
+        <w:t>:</w:t>
+      </w:r>
+    </w:p>
+    <w:p>
+      <w:pPr>
+        <w:spacing w:after="0" w:line="360" w:lineRule="auto"/>
+        <w:jc w:val="both"/>
+        <w:rPr>
+          <w:rFonts w:ascii="Consolas" w:hAnsi="Consolas"/>
+          <w:sz w:val="18"/>
+          <w:szCs w:val="18"/>
+        </w:rPr>
+      </w:pPr>
+      <w:r>
+        <w:rPr>
+          <w:rFonts w:ascii="Consolas" w:hAnsi="Consolas"/>
+          <w:sz w:val="18"/>
+          <w:szCs w:val="18"/>
+        </w:rPr>
+        <w:t xml:space="preserve">            </w:t>
+      </w:r>
+      <w:proofErr w:type="gramStart"/>
+      <w:r>
+        <w:rPr>
+          <w:rFonts w:ascii="Consolas" w:hAnsi="Consolas"/>
+          <w:sz w:val="18"/>
+          <w:szCs w:val="18"/>
+        </w:rPr>
+        <w:t>if</w:t>
+      </w:r>
+      <w:proofErr w:type="gramEnd"/>
+      <w:r>
+        <w:rPr>
+          <w:rFonts w:ascii="Consolas" w:hAnsi="Consolas"/>
+          <w:sz w:val="18"/>
+          <w:szCs w:val="18"/>
+        </w:rPr>
+        <w:t xml:space="preserve"> </w:t>
+      </w:r>
+      <w:proofErr w:type="spellStart"/>
+      <w:r>
+        <w:rPr>
+          <w:rFonts w:ascii="Consolas" w:hAnsi="Consolas"/>
+          <w:sz w:val="18"/>
+          <w:szCs w:val="18"/>
+        </w:rPr>
+        <w:t>data_type</w:t>
+      </w:r>
+      <w:proofErr w:type="spellEnd"/>
+      <w:r>
+        <w:rPr>
+          <w:rFonts w:ascii="Consolas" w:hAnsi="Consolas"/>
+          <w:sz w:val="18"/>
+          <w:szCs w:val="18"/>
+        </w:rPr>
+        <w:t xml:space="preserve"> == 0:</w:t>
+      </w:r>
+    </w:p>
+    <w:p>
+      <w:pPr>
+        <w:spacing w:after="0" w:line="360" w:lineRule="auto"/>
+        <w:jc w:val="both"/>
+        <w:rPr>
+          <w:rFonts w:ascii="Consolas" w:hAnsi="Consolas"/>
+          <w:sz w:val="18"/>
+          <w:szCs w:val="18"/>
+          <w:lang w:val="ru-RU"/>
+        </w:rPr>
+      </w:pPr>
+      <w:r>
+        <w:rPr>
+          <w:rFonts w:ascii="Consolas" w:hAnsi="Consolas"/>
+          <w:sz w:val="18"/>
+          <w:szCs w:val="18"/>
+        </w:rPr>
+        <w:t xml:space="preserve">                </w:t>
+      </w:r>
+      <w:proofErr w:type="gramStart"/>
+      <w:r>
+        <w:rPr>
+          <w:rFonts w:ascii="Consolas" w:hAnsi="Consolas"/>
+          <w:sz w:val="18"/>
+          <w:szCs w:val="18"/>
+        </w:rPr>
+        <w:t>print</w:t>
+      </w:r>
+      <w:r>
+        <w:rPr>
+          <w:rFonts w:ascii="Consolas" w:hAnsi="Consolas"/>
+          <w:sz w:val="18"/>
+          <w:szCs w:val="18"/>
+          <w:lang w:val="ru-RU"/>
+        </w:rPr>
+        <w:t>(</w:t>
+      </w:r>
+      <w:proofErr w:type="gramEnd"/>
+      <w:r>
+        <w:rPr>
+          <w:rFonts w:ascii="Consolas" w:hAnsi="Consolas"/>
+          <w:sz w:val="18"/>
+          <w:szCs w:val="18"/>
+          <w:lang w:val="ru-RU"/>
+        </w:rPr>
+        <w:t>"Ошибка: необходимо ввести целое число. Попробуйте снова.")</w:t>
+      </w:r>
+    </w:p>
+    <w:p>
+      <w:pPr>
+        <w:spacing w:after="0" w:line="360" w:lineRule="auto"/>
+        <w:jc w:val="both"/>
+        <w:rPr>
+          <w:rFonts w:ascii="Consolas" w:hAnsi="Consolas"/>
+          <w:sz w:val="18"/>
+          <w:szCs w:val="18"/>
+          <w:lang w:val="ru-RU"/>
+        </w:rPr>
+      </w:pPr>
+      <w:r>
+        <w:rPr>
+          <w:rFonts w:ascii="Consolas" w:hAnsi="Consolas"/>
+          <w:sz w:val="18"/>
+          <w:szCs w:val="18"/>
+        </w:rPr>
+        <w:t> </w:t>
+      </w:r>
+      <w:r>
+        <w:rPr>
+          <w:rFonts w:ascii="Consolas" w:hAnsi="Consolas"/>
+          <w:sz w:val="18"/>
+          <w:szCs w:val="18"/>
+          <w:lang w:val="ru-RU"/>
+        </w:rPr>
+        <w:t xml:space="preserve"> </w:t>
+      </w:r>
+      <w:r>
+        <w:rPr>
+          <w:rFonts w:ascii="Consolas" w:hAnsi="Consolas"/>
+          <w:sz w:val="18"/>
+          <w:szCs w:val="18"/>
+        </w:rPr>
+        <w:t> </w:t>
+      </w:r>
+      <w:r>
+        <w:rPr>
+          <w:rFonts w:ascii="Consolas" w:hAnsi="Consolas"/>
+          <w:sz w:val="18"/>
+          <w:szCs w:val="18"/>
+          <w:lang w:val="ru-RU"/>
+        </w:rPr>
+        <w:t xml:space="preserve"> </w:t>
+      </w:r>
+      <w:r>
+        <w:rPr>
+          <w:rFonts w:ascii="Consolas" w:hAnsi="Consolas"/>
+          <w:sz w:val="18"/>
+          <w:szCs w:val="18"/>
+        </w:rPr>
+        <w:t> </w:t>
+      </w:r>
+      <w:r>
+        <w:rPr>
+          <w:rFonts w:ascii="Consolas" w:hAnsi="Consolas"/>
+          <w:sz w:val="18"/>
+          <w:szCs w:val="18"/>
+          <w:lang w:val="ru-RU"/>
+        </w:rPr>
+        <w:t xml:space="preserve"> </w:t>
+      </w:r>
+      <w:r>
+        <w:rPr>
+          <w:rFonts w:ascii="Consolas" w:hAnsi="Consolas"/>
+          <w:sz w:val="18"/>
+          <w:szCs w:val="18"/>
+        </w:rPr>
+        <w:t> </w:t>
+      </w:r>
+      <w:r>
+        <w:rPr>
+          <w:rFonts w:ascii="Consolas" w:hAnsi="Consolas"/>
+          <w:sz w:val="18"/>
+          <w:szCs w:val="18"/>
+          <w:lang w:val="ru-RU"/>
+        </w:rPr>
+        <w:t xml:space="preserve"> </w:t>
+      </w:r>
+      <w:r>
+        <w:rPr>
+          <w:rFonts w:ascii="Consolas" w:hAnsi="Consolas"/>
+          <w:sz w:val="18"/>
+          <w:szCs w:val="18"/>
+        </w:rPr>
+        <w:t> </w:t>
+      </w:r>
+      <w:r>
+        <w:rPr>
+          <w:rFonts w:ascii="Consolas" w:hAnsi="Consolas"/>
+          <w:sz w:val="18"/>
+          <w:szCs w:val="18"/>
+          <w:lang w:val="ru-RU"/>
+        </w:rPr>
+        <w:t xml:space="preserve"> </w:t>
+      </w:r>
+      <w:r>
+        <w:rPr>
+          <w:rFonts w:ascii="Consolas" w:hAnsi="Consolas"/>
+          <w:sz w:val="18"/>
+          <w:szCs w:val="18"/>
+        </w:rPr>
+        <w:t> </w:t>
+      </w:r>
+      <w:r>
+        <w:rPr>
+          <w:rFonts w:ascii="Consolas" w:hAnsi="Consolas"/>
+          <w:sz w:val="18"/>
+          <w:szCs w:val="18"/>
+          <w:lang w:val="ru-RU"/>
+        </w:rPr>
+        <w:t xml:space="preserve"> </w:t>
+      </w:r>
+      <w:proofErr w:type="spellStart"/>
+      <w:proofErr w:type="gramStart"/>
+      <w:r>
+        <w:rPr>
+          <w:rFonts w:ascii="Consolas" w:hAnsi="Consolas"/>
+          <w:sz w:val="18"/>
+          <w:szCs w:val="18"/>
+        </w:rPr>
+        <w:t>elif</w:t>
+      </w:r>
+      <w:proofErr w:type="spellEnd"/>
+      <w:proofErr w:type="gramEnd"/>
+      <w:r>
+        <w:rPr>
+          <w:rFonts w:ascii="Consolas" w:hAnsi="Consolas"/>
+          <w:sz w:val="18"/>
+          <w:szCs w:val="18"/>
+          <w:lang w:val="ru-RU"/>
+        </w:rPr>
+        <w:t xml:space="preserve"> </w:t>
+      </w:r>
+      <w:r>
+        <w:rPr>
+          <w:rFonts w:ascii="Consolas" w:hAnsi="Consolas"/>
+          <w:sz w:val="18"/>
+          <w:szCs w:val="18"/>
+        </w:rPr>
+        <w:t>data</w:t>
+      </w:r>
+      <w:r>
+        <w:rPr>
+          <w:rFonts w:ascii="Consolas" w:hAnsi="Consolas"/>
+          <w:sz w:val="18"/>
+          <w:szCs w:val="18"/>
+          <w:lang w:val="ru-RU"/>
+        </w:rPr>
+        <w:t>_</w:t>
+      </w:r>
+      <w:r>
+        <w:rPr>
+          <w:rFonts w:ascii="Consolas" w:hAnsi="Consolas"/>
+          <w:sz w:val="18"/>
+          <w:szCs w:val="18"/>
+        </w:rPr>
+        <w:t>type</w:t>
+      </w:r>
+      <w:r>
+        <w:rPr>
+          <w:rFonts w:ascii="Consolas" w:hAnsi="Consolas"/>
+          <w:sz w:val="18"/>
+          <w:szCs w:val="18"/>
+          <w:lang w:val="ru-RU"/>
+        </w:rPr>
+        <w:t xml:space="preserve"> == 1:</w:t>
+      </w:r>
+    </w:p>
+    <w:p>
+      <w:pPr>
+        <w:spacing w:after="0" w:line="360" w:lineRule="auto"/>
+        <w:jc w:val="both"/>
+        <w:rPr>
+          <w:rFonts w:ascii="Consolas" w:hAnsi="Consolas"/>
+          <w:sz w:val="18"/>
+          <w:szCs w:val="18"/>
+          <w:lang w:val="ru-RU"/>
+        </w:rPr>
+      </w:pPr>
+      <w:r>
+        <w:rPr>
+          <w:rFonts w:ascii="Consolas" w:hAnsi="Consolas"/>
+          <w:sz w:val="18"/>
+          <w:szCs w:val="18"/>
+        </w:rPr>
+        <w:t> </w:t>
+      </w:r>
+      <w:r>
+        <w:rPr>
+          <w:rFonts w:ascii="Consolas" w:hAnsi="Consolas"/>
+          <w:sz w:val="18"/>
+          <w:szCs w:val="18"/>
+          <w:lang w:val="ru-RU"/>
+        </w:rPr>
+        <w:t xml:space="preserve"> </w:t>
+      </w:r>
+      <w:r>
+        <w:rPr>
+          <w:rFonts w:ascii="Consolas" w:hAnsi="Consolas"/>
+          <w:sz w:val="18"/>
+          <w:szCs w:val="18"/>
+        </w:rPr>
+        <w:t> </w:t>
+      </w:r>
+      <w:r>
+        <w:rPr>
+          <w:rFonts w:ascii="Consolas" w:hAnsi="Consolas"/>
+          <w:sz w:val="18"/>
+          <w:szCs w:val="18"/>
+          <w:lang w:val="ru-RU"/>
+        </w:rPr>
+        <w:t xml:space="preserve"> </w:t>
+      </w:r>
+      <w:r>
+        <w:rPr>
+          <w:rFonts w:ascii="Consolas" w:hAnsi="Consolas"/>
+          <w:sz w:val="18"/>
+          <w:szCs w:val="18"/>
+        </w:rPr>
+        <w:t> </w:t>
+      </w:r>
+      <w:r>
+        <w:rPr>
+          <w:rFonts w:ascii="Consolas" w:hAnsi="Consolas"/>
+          <w:sz w:val="18"/>
+          <w:szCs w:val="18"/>
+          <w:lang w:val="ru-RU"/>
+        </w:rPr>
+        <w:t xml:space="preserve"> </w:t>
+      </w:r>
+      <w:r>
+        <w:rPr>
+          <w:rFonts w:ascii="Consolas" w:hAnsi="Consolas"/>
+          <w:sz w:val="18"/>
+          <w:szCs w:val="18"/>
+        </w:rPr>
+        <w:t> </w:t>
+      </w:r>
+      <w:r>
+        <w:rPr>
+          <w:rFonts w:ascii="Consolas" w:hAnsi="Consolas"/>
+          <w:sz w:val="18"/>
+          <w:szCs w:val="18"/>
+          <w:lang w:val="ru-RU"/>
+        </w:rPr>
+        <w:t xml:space="preserve"> </w:t>
+      </w:r>
+      <w:r>
+        <w:rPr>
+          <w:rFonts w:ascii="Consolas" w:hAnsi="Consolas"/>
+          <w:sz w:val="18"/>
+          <w:szCs w:val="18"/>
+        </w:rPr>
+        <w:t> </w:t>
+      </w:r>
+      <w:r>
+        <w:rPr>
+          <w:rFonts w:ascii="Consolas" w:hAnsi="Consolas"/>
+          <w:sz w:val="18"/>
+          <w:szCs w:val="18"/>
+          <w:lang w:val="ru-RU"/>
+        </w:rPr>
+        <w:t xml:space="preserve"> </w:t>
+      </w:r>
+      <w:r>
+        <w:rPr>
+          <w:rFonts w:ascii="Consolas" w:hAnsi="Consolas"/>
+          <w:sz w:val="18"/>
+          <w:szCs w:val="18"/>
+        </w:rPr>
+        <w:t> </w:t>
+      </w:r>
+      <w:r>
+        <w:rPr>
+          <w:rFonts w:ascii="Consolas" w:hAnsi="Consolas"/>
+          <w:sz w:val="18"/>
+          <w:szCs w:val="18"/>
+          <w:lang w:val="ru-RU"/>
+        </w:rPr>
+        <w:t xml:space="preserve"> </w:t>
+      </w:r>
+      <w:r>
+        <w:rPr>
+          <w:rFonts w:ascii="Consolas" w:hAnsi="Consolas"/>
+          <w:sz w:val="18"/>
+          <w:szCs w:val="18"/>
+        </w:rPr>
+        <w:t> </w:t>
+      </w:r>
+      <w:r>
+        <w:rPr>
+          <w:rFonts w:ascii="Consolas" w:hAnsi="Consolas"/>
+          <w:sz w:val="18"/>
+          <w:szCs w:val="18"/>
+          <w:lang w:val="ru-RU"/>
+        </w:rPr>
+        <w:t xml:space="preserve"> </w:t>
+      </w:r>
+      <w:r>
+        <w:rPr>
+          <w:rFonts w:ascii="Consolas" w:hAnsi="Consolas"/>
+          <w:sz w:val="18"/>
+          <w:szCs w:val="18"/>
+        </w:rPr>
+        <w:t> </w:t>
+      </w:r>
+      <w:r>
+        <w:rPr>
+          <w:rFonts w:ascii="Consolas" w:hAnsi="Consolas"/>
+          <w:sz w:val="18"/>
+          <w:szCs w:val="18"/>
+          <w:lang w:val="ru-RU"/>
+        </w:rPr>
+        <w:t xml:space="preserve"> </w:t>
+      </w:r>
+      <w:proofErr w:type="gramStart"/>
+      <w:r>
+        <w:rPr>
+          <w:rFonts w:ascii="Consolas" w:hAnsi="Consolas"/>
+          <w:sz w:val="18"/>
+          <w:szCs w:val="18"/>
+        </w:rPr>
+        <w:t>print</w:t>
+      </w:r>
+      <w:r>
+        <w:rPr>
+          <w:rFonts w:ascii="Consolas" w:hAnsi="Consolas"/>
+          <w:sz w:val="18"/>
+          <w:szCs w:val="18"/>
+          <w:lang w:val="ru-RU"/>
+        </w:rPr>
+        <w:t>(</w:t>
+      </w:r>
+      <w:proofErr w:type="gramEnd"/>
+      <w:r>
+        <w:rPr>
+          <w:rFonts w:ascii="Consolas" w:hAnsi="Consolas"/>
+          <w:sz w:val="18"/>
+          <w:szCs w:val="18"/>
+          <w:lang w:val="ru-RU"/>
+        </w:rPr>
+        <w:t>"Ошибка: необходимо ввести вещественное число. Попробуйте снова.")</w:t>
+      </w:r>
+    </w:p>
+    <w:p>
+      <w:pPr>
+        <w:spacing w:after="0" w:line="360" w:lineRule="auto"/>
+        <w:jc w:val="both"/>
+        <w:rPr>
+          <w:rFonts w:ascii="Consolas" w:hAnsi="Consolas"/>
+          <w:sz w:val="18"/>
+          <w:szCs w:val="18"/>
+          <w:lang w:val="ru-RU"/>
+        </w:rPr>
+      </w:pPr>
+      <w:r>
+        <w:rPr>
+          <w:rFonts w:ascii="Consolas" w:hAnsi="Consolas"/>
+          <w:sz w:val="18"/>
+          <w:szCs w:val="18"/>
+        </w:rPr>
+        <w:t> </w:t>
+      </w:r>
+      <w:r>
+        <w:rPr>
+          <w:rFonts w:ascii="Consolas" w:hAnsi="Consolas"/>
+          <w:sz w:val="18"/>
+          <w:szCs w:val="18"/>
+          <w:lang w:val="ru-RU"/>
+        </w:rPr>
+        <w:t xml:space="preserve"> </w:t>
+      </w:r>
+      <w:r>
+        <w:rPr>
+          <w:rFonts w:ascii="Consolas" w:hAnsi="Consolas"/>
+          <w:sz w:val="18"/>
+          <w:szCs w:val="18"/>
+        </w:rPr>
+        <w:t> </w:t>
+      </w:r>
+      <w:r>
+        <w:rPr>
+          <w:rFonts w:ascii="Consolas" w:hAnsi="Consolas"/>
+          <w:sz w:val="18"/>
+          <w:szCs w:val="18"/>
+          <w:lang w:val="ru-RU"/>
+        </w:rPr>
+        <w:t xml:space="preserve"> </w:t>
+      </w:r>
+      <w:r>
+        <w:rPr>
+          <w:rFonts w:ascii="Consolas" w:hAnsi="Consolas"/>
+          <w:sz w:val="18"/>
+          <w:szCs w:val="18"/>
+        </w:rPr>
+        <w:t> </w:t>
+      </w:r>
+      <w:r>
+        <w:rPr>
+          <w:rFonts w:ascii="Consolas" w:hAnsi="Consolas"/>
+          <w:sz w:val="18"/>
+          <w:szCs w:val="18"/>
+          <w:lang w:val="ru-RU"/>
+        </w:rPr>
+        <w:t xml:space="preserve"> </w:t>
+      </w:r>
+      <w:r>
+        <w:rPr>
+          <w:rFonts w:ascii="Consolas" w:hAnsi="Consolas"/>
+          <w:sz w:val="18"/>
+          <w:szCs w:val="18"/>
+        </w:rPr>
+        <w:t> </w:t>
+      </w:r>
+      <w:r>
+        <w:rPr>
+          <w:rFonts w:ascii="Consolas" w:hAnsi="Consolas"/>
+          <w:sz w:val="18"/>
+          <w:szCs w:val="18"/>
+          <w:lang w:val="ru-RU"/>
+        </w:rPr>
+        <w:t xml:space="preserve"> </w:t>
+      </w:r>
+      <w:r>
+        <w:rPr>
+          <w:rFonts w:ascii="Consolas" w:hAnsi="Consolas"/>
+          <w:sz w:val="18"/>
+          <w:szCs w:val="18"/>
+        </w:rPr>
+        <w:t> </w:t>
+      </w:r>
+      <w:r>
+        <w:rPr>
+          <w:rFonts w:ascii="Consolas" w:hAnsi="Consolas"/>
+          <w:sz w:val="18"/>
+          <w:szCs w:val="18"/>
+          <w:lang w:val="ru-RU"/>
+        </w:rPr>
+        <w:t xml:space="preserve"> </w:t>
+      </w:r>
+      <w:r>
+        <w:rPr>
+          <w:rFonts w:ascii="Consolas" w:hAnsi="Consolas"/>
+          <w:sz w:val="18"/>
+          <w:szCs w:val="18"/>
+        </w:rPr>
+        <w:t> </w:t>
+      </w:r>
+      <w:r>
+        <w:rPr>
+          <w:rFonts w:ascii="Consolas" w:hAnsi="Consolas"/>
+          <w:sz w:val="18"/>
+          <w:szCs w:val="18"/>
+          <w:lang w:val="ru-RU"/>
+        </w:rPr>
+        <w:t xml:space="preserve"> </w:t>
+      </w:r>
+      <w:proofErr w:type="gramStart"/>
+      <w:r>
+        <w:rPr>
+          <w:rFonts w:ascii="Consolas" w:hAnsi="Consolas"/>
+          <w:sz w:val="18"/>
+          <w:szCs w:val="18"/>
+        </w:rPr>
+        <w:t>else</w:t>
+      </w:r>
+      <w:proofErr w:type="gramEnd"/>
+      <w:r>
+        <w:rPr>
+          <w:rFonts w:ascii="Consolas" w:hAnsi="Consolas"/>
+          <w:sz w:val="18"/>
+          <w:szCs w:val="18"/>
+          <w:lang w:val="ru-RU"/>
+        </w:rPr>
+        <w:t>:</w:t>
+      </w:r>
+    </w:p>
+    <w:p>
+      <w:pPr>
+        <w:spacing w:after="0" w:line="360" w:lineRule="auto"/>
+        <w:jc w:val="both"/>
+        <w:rPr>
+          <w:rFonts w:ascii="Consolas" w:hAnsi="Consolas"/>
+          <w:sz w:val="18"/>
+          <w:szCs w:val="18"/>
+          <w:lang w:val="ru-RU"/>
+        </w:rPr>
+      </w:pPr>
+      <w:r>
+        <w:rPr>
+          <w:rFonts w:ascii="Consolas" w:hAnsi="Consolas"/>
+          <w:sz w:val="18"/>
+          <w:szCs w:val="18"/>
+        </w:rPr>
+        <w:t> </w:t>
+      </w:r>
+      <w:r>
+        <w:rPr>
+          <w:rFonts w:ascii="Consolas" w:hAnsi="Consolas"/>
+          <w:sz w:val="18"/>
+          <w:szCs w:val="18"/>
+          <w:lang w:val="ru-RU"/>
+        </w:rPr>
+        <w:t xml:space="preserve"> </w:t>
+      </w:r>
+      <w:r>
+        <w:rPr>
+          <w:rFonts w:ascii="Consolas" w:hAnsi="Consolas"/>
+          <w:sz w:val="18"/>
+          <w:szCs w:val="18"/>
+        </w:rPr>
+        <w:t> </w:t>
+      </w:r>
+      <w:r>
+        <w:rPr>
+          <w:rFonts w:ascii="Consolas" w:hAnsi="Consolas"/>
+          <w:sz w:val="18"/>
+          <w:szCs w:val="18"/>
+          <w:lang w:val="ru-RU"/>
+        </w:rPr>
+        <w:t xml:space="preserve"> </w:t>
+      </w:r>
+      <w:r>
+        <w:rPr>
+          <w:rFonts w:ascii="Consolas" w:hAnsi="Consolas"/>
+          <w:sz w:val="18"/>
+          <w:szCs w:val="18"/>
+        </w:rPr>
+        <w:t> </w:t>
+      </w:r>
+      <w:r>
+        <w:rPr>
+          <w:rFonts w:ascii="Consolas" w:hAnsi="Consolas"/>
+          <w:sz w:val="18"/>
+          <w:szCs w:val="18"/>
+          <w:lang w:val="ru-RU"/>
+        </w:rPr>
+        <w:t xml:space="preserve"> </w:t>
+      </w:r>
+      <w:r>
+        <w:rPr>
+          <w:rFonts w:ascii="Consolas" w:hAnsi="Consolas"/>
+          <w:sz w:val="18"/>
+          <w:szCs w:val="18"/>
+        </w:rPr>
+        <w:t> </w:t>
+      </w:r>
+      <w:r>
+        <w:rPr>
+          <w:rFonts w:ascii="Consolas" w:hAnsi="Consolas"/>
+          <w:sz w:val="18"/>
+          <w:szCs w:val="18"/>
+          <w:lang w:val="ru-RU"/>
+        </w:rPr>
+        <w:t xml:space="preserve"> </w:t>
+      </w:r>
+      <w:r>
+        <w:rPr>
+          <w:rFonts w:ascii="Consolas" w:hAnsi="Consolas"/>
+          <w:sz w:val="18"/>
+          <w:szCs w:val="18"/>
+        </w:rPr>
+        <w:t> </w:t>
+      </w:r>
+      <w:r>
+        <w:rPr>
+          <w:rFonts w:ascii="Consolas" w:hAnsi="Consolas"/>
+          <w:sz w:val="18"/>
+          <w:szCs w:val="18"/>
+          <w:lang w:val="ru-RU"/>
+        </w:rPr>
+        <w:t xml:space="preserve"> </w:t>
+      </w:r>
+      <w:r>
+        <w:rPr>
+          <w:rFonts w:ascii="Consolas" w:hAnsi="Consolas"/>
+          <w:sz w:val="18"/>
+          <w:szCs w:val="18"/>
+        </w:rPr>
+        <w:t> </w:t>
+      </w:r>
+      <w:r>
+        <w:rPr>
+          <w:rFonts w:ascii="Consolas" w:hAnsi="Consolas"/>
+          <w:sz w:val="18"/>
+          <w:szCs w:val="18"/>
+          <w:lang w:val="ru-RU"/>
+        </w:rPr>
+        <w:t xml:space="preserve"> </w:t>
+      </w:r>
+      <w:r>
+        <w:rPr>
+          <w:rFonts w:ascii="Consolas" w:hAnsi="Consolas"/>
+          <w:sz w:val="18"/>
+          <w:szCs w:val="18"/>
+        </w:rPr>
+        <w:t> </w:t>
+      </w:r>
+      <w:r>
+        <w:rPr>
+          <w:rFonts w:ascii="Consolas" w:hAnsi="Consolas"/>
+          <w:sz w:val="18"/>
+          <w:szCs w:val="18"/>
+          <w:lang w:val="ru-RU"/>
+        </w:rPr>
+        <w:t xml:space="preserve"> </w:t>
+      </w:r>
+      <w:r>
+        <w:rPr>
+          <w:rFonts w:ascii="Consolas" w:hAnsi="Consolas"/>
+          <w:sz w:val="18"/>
+          <w:szCs w:val="18"/>
+        </w:rPr>
+        <w:t> </w:t>
+      </w:r>
+      <w:r>
+        <w:rPr>
+          <w:rFonts w:ascii="Consolas" w:hAnsi="Consolas"/>
+          <w:sz w:val="18"/>
+          <w:szCs w:val="18"/>
+          <w:lang w:val="ru-RU"/>
+        </w:rPr>
+        <w:t xml:space="preserve"> </w:t>
+      </w:r>
+      <w:proofErr w:type="gramStart"/>
+      <w:r>
+        <w:rPr>
+          <w:rFonts w:ascii="Consolas" w:hAnsi="Consolas"/>
+          <w:sz w:val="18"/>
+          <w:szCs w:val="18"/>
+        </w:rPr>
+        <w:t>print</w:t>
+      </w:r>
+      <w:r>
+        <w:rPr>
+          <w:rFonts w:ascii="Consolas" w:hAnsi="Consolas"/>
+          <w:sz w:val="18"/>
+          <w:szCs w:val="18"/>
+          <w:lang w:val="ru-RU"/>
+        </w:rPr>
+        <w:t>(</w:t>
+      </w:r>
+      <w:proofErr w:type="gramEnd"/>
+      <w:r>
+        <w:rPr>
+          <w:rFonts w:ascii="Consolas" w:hAnsi="Consolas"/>
+          <w:sz w:val="18"/>
+          <w:szCs w:val="18"/>
+          <w:lang w:val="ru-RU"/>
+        </w:rPr>
+        <w:t>"Неизвестная ошибка. Попробуйте снова.")</w:t>
+      </w:r>
+    </w:p>
+    <w:p>
+      <w:pPr>
+        <w:spacing w:after="0" w:line="360" w:lineRule="auto"/>
+        <w:jc w:val="both"/>
+        <w:rPr>
+          <w:rFonts w:ascii="Consolas" w:hAnsi="Consolas"/>
+          <w:sz w:val="18"/>
+          <w:szCs w:val="18"/>
+          <w:lang w:val="ru-RU"/>
+        </w:rPr>
+      </w:pPr>
+    </w:p>
+    <w:p>
+      <w:pPr>
+        <w:spacing w:after="0" w:line="360" w:lineRule="auto"/>
+        <w:jc w:val="both"/>
+        <w:rPr>
+          <w:rFonts w:ascii="Consolas" w:hAnsi="Consolas"/>
+          <w:sz w:val="18"/>
+          <w:szCs w:val="18"/>
+          <w:lang w:val="ru-RU"/>
+        </w:rPr>
+      </w:pPr>
+      <w:proofErr w:type="spellStart"/>
+      <w:proofErr w:type="gramStart"/>
+      <w:r>
+        <w:rPr>
+          <w:rFonts w:ascii="Consolas" w:hAnsi="Consolas"/>
+          <w:sz w:val="18"/>
+          <w:szCs w:val="18"/>
+        </w:rPr>
+        <w:t>def</w:t>
+      </w:r>
+      <w:proofErr w:type="spellEnd"/>
+      <w:proofErr w:type="gramEnd"/>
+      <w:r>
+        <w:rPr>
+          <w:rFonts w:ascii="Consolas" w:hAnsi="Consolas"/>
+          <w:sz w:val="18"/>
+          <w:szCs w:val="18"/>
+          <w:lang w:val="ru-RU"/>
+        </w:rPr>
+        <w:t xml:space="preserve"> </w:t>
+      </w:r>
+      <w:r>
+        <w:rPr>
+          <w:rFonts w:ascii="Consolas" w:hAnsi="Consolas"/>
+          <w:sz w:val="18"/>
+          <w:szCs w:val="18"/>
+        </w:rPr>
+        <w:t>main</w:t>
+      </w:r>
+      <w:r>
+        <w:rPr>
+          <w:rFonts w:ascii="Consolas" w:hAnsi="Consolas"/>
+          <w:sz w:val="18"/>
+          <w:szCs w:val="18"/>
+          <w:lang w:val="ru-RU"/>
+        </w:rPr>
+        <w:t>():</w:t>
+      </w:r>
+    </w:p>
+    <w:p>
+      <w:pPr>
+        <w:spacing w:after="0" w:line="360" w:lineRule="auto"/>
+        <w:jc w:val="both"/>
+        <w:rPr>
+          <w:rFonts w:ascii="Consolas" w:hAnsi="Consolas"/>
+          <w:sz w:val="18"/>
+          <w:szCs w:val="18"/>
+          <w:lang w:val="ru-RU"/>
+        </w:rPr>
+      </w:pPr>
+      <w:r>
+        <w:rPr>
+          <w:rFonts w:ascii="Consolas" w:hAnsi="Consolas"/>
+          <w:sz w:val="18"/>
+          <w:szCs w:val="18"/>
+        </w:rPr>
+        <w:t> </w:t>
+      </w:r>
+      <w:r>
+        <w:rPr>
+          <w:rFonts w:ascii="Consolas" w:hAnsi="Consolas"/>
+          <w:sz w:val="18"/>
+          <w:szCs w:val="18"/>
+          <w:lang w:val="ru-RU"/>
+        </w:rPr>
+        <w:t xml:space="preserve"> </w:t>
+      </w:r>
+      <w:r>
+        <w:rPr>
+          <w:rFonts w:ascii="Consolas" w:hAnsi="Consolas"/>
+          <w:sz w:val="18"/>
+          <w:szCs w:val="18"/>
+        </w:rPr>
+        <w:t> </w:t>
+      </w:r>
+      <w:r>
+        <w:rPr>
+          <w:rFonts w:ascii="Consolas" w:hAnsi="Consolas"/>
+          <w:sz w:val="18"/>
+          <w:szCs w:val="18"/>
+          <w:lang w:val="ru-RU"/>
+        </w:rPr>
+        <w:t xml:space="preserve"> </w:t>
+      </w:r>
+      <w:proofErr w:type="gramStart"/>
+      <w:r>
+        <w:rPr>
+          <w:rFonts w:ascii="Consolas" w:hAnsi="Consolas"/>
+          <w:sz w:val="18"/>
+          <w:szCs w:val="18"/>
+        </w:rPr>
         <w:t>tree</w:t>
       </w:r>
       <w:proofErr w:type="gramEnd"/>
@@ -11255,6 +13564,7 @@
           <w:rFonts w:ascii="Consolas" w:hAnsi="Consolas"/>
           <w:sz w:val="18"/>
           <w:szCs w:val="18"/>
+          <w:lang w:val="ru-RU"/>
         </w:rPr>
         <w:t xml:space="preserve"> = </w:t>
       </w:r>
@@ -11273,23 +13583,466 @@
           <w:rFonts w:ascii="Consolas" w:hAnsi="Consolas"/>
           <w:sz w:val="18"/>
           <w:szCs w:val="18"/>
+          <w:lang w:val="ru-RU"/>
         </w:rPr>
         <w:t>()</w:t>
       </w:r>
     </w:p>
     <w:p>
       <w:pPr>
-        <w:spacing w:line="240" w:lineRule="auto"/>
-        <w:rPr>
-          <w:rFonts w:ascii="Consolas" w:hAnsi="Consolas"/>
-          <w:sz w:val="18"/>
-          <w:szCs w:val="18"/>
-        </w:rPr>
-      </w:pPr>
-    </w:p>
-    <w:p>
-      <w:pPr>
-        <w:spacing w:line="240" w:lineRule="auto"/>
+        <w:spacing w:after="0" w:line="360" w:lineRule="auto"/>
+        <w:jc w:val="both"/>
+        <w:rPr>
+          <w:rFonts w:ascii="Consolas" w:hAnsi="Consolas"/>
+          <w:sz w:val="18"/>
+          <w:szCs w:val="18"/>
+          <w:lang w:val="ru-RU"/>
+        </w:rPr>
+      </w:pPr>
+      <w:r>
+        <w:rPr>
+          <w:rFonts w:ascii="Consolas" w:hAnsi="Consolas"/>
+          <w:sz w:val="18"/>
+          <w:szCs w:val="18"/>
+        </w:rPr>
+        <w:t> </w:t>
+      </w:r>
+      <w:r>
+        <w:rPr>
+          <w:rFonts w:ascii="Consolas" w:hAnsi="Consolas"/>
+          <w:sz w:val="18"/>
+          <w:szCs w:val="18"/>
+          <w:lang w:val="ru-RU"/>
+        </w:rPr>
+        <w:t xml:space="preserve"> </w:t>
+      </w:r>
+      <w:r>
+        <w:rPr>
+          <w:rFonts w:ascii="Consolas" w:hAnsi="Consolas"/>
+          <w:sz w:val="18"/>
+          <w:szCs w:val="18"/>
+        </w:rPr>
+        <w:t> </w:t>
+      </w:r>
+      <w:r>
+        <w:rPr>
+          <w:rFonts w:ascii="Consolas" w:hAnsi="Consolas"/>
+          <w:sz w:val="18"/>
+          <w:szCs w:val="18"/>
+          <w:lang w:val="ru-RU"/>
+        </w:rPr>
+        <w:t xml:space="preserve"> </w:t>
+      </w:r>
+      <w:proofErr w:type="gramStart"/>
+      <w:r>
+        <w:rPr>
+          <w:rFonts w:ascii="Consolas" w:hAnsi="Consolas"/>
+          <w:sz w:val="18"/>
+          <w:szCs w:val="18"/>
+        </w:rPr>
+        <w:t>size</w:t>
+      </w:r>
+      <w:proofErr w:type="gramEnd"/>
+      <w:r>
+        <w:rPr>
+          <w:rFonts w:ascii="Consolas" w:hAnsi="Consolas"/>
+          <w:sz w:val="18"/>
+          <w:szCs w:val="18"/>
+          <w:lang w:val="ru-RU"/>
+        </w:rPr>
+        <w:t xml:space="preserve"> = </w:t>
+      </w:r>
+      <w:r>
+        <w:rPr>
+          <w:rFonts w:ascii="Consolas" w:hAnsi="Consolas"/>
+          <w:sz w:val="18"/>
+          <w:szCs w:val="18"/>
+        </w:rPr>
+        <w:t>get</w:t>
+      </w:r>
+      <w:r>
+        <w:rPr>
+          <w:rFonts w:ascii="Consolas" w:hAnsi="Consolas"/>
+          <w:sz w:val="18"/>
+          <w:szCs w:val="18"/>
+          <w:lang w:val="ru-RU"/>
+        </w:rPr>
+        <w:t>_</w:t>
+      </w:r>
+      <w:proofErr w:type="spellStart"/>
+      <w:r>
+        <w:rPr>
+          <w:rFonts w:ascii="Consolas" w:hAnsi="Consolas"/>
+          <w:sz w:val="18"/>
+          <w:szCs w:val="18"/>
+        </w:rPr>
+        <w:t>int</w:t>
+      </w:r>
+      <w:proofErr w:type="spellEnd"/>
+      <w:r>
+        <w:rPr>
+          <w:rFonts w:ascii="Consolas" w:hAnsi="Consolas"/>
+          <w:sz w:val="18"/>
+          <w:szCs w:val="18"/>
+          <w:lang w:val="ru-RU"/>
+        </w:rPr>
+        <w:t>("Введите кол-во элементов дерева: ")</w:t>
+      </w:r>
+    </w:p>
+    <w:p>
+      <w:pPr>
+        <w:spacing w:after="0" w:line="360" w:lineRule="auto"/>
+        <w:jc w:val="both"/>
+        <w:rPr>
+          <w:rFonts w:ascii="Consolas" w:hAnsi="Consolas"/>
+          <w:sz w:val="18"/>
+          <w:szCs w:val="18"/>
+          <w:lang w:val="ru-RU"/>
+        </w:rPr>
+      </w:pPr>
+      <w:r>
+        <w:rPr>
+          <w:rFonts w:ascii="Consolas" w:hAnsi="Consolas"/>
+          <w:sz w:val="18"/>
+          <w:szCs w:val="18"/>
+        </w:rPr>
+        <w:t> </w:t>
+      </w:r>
+      <w:r>
+        <w:rPr>
+          <w:rFonts w:ascii="Consolas" w:hAnsi="Consolas"/>
+          <w:sz w:val="18"/>
+          <w:szCs w:val="18"/>
+          <w:lang w:val="ru-RU"/>
+        </w:rPr>
+        <w:t xml:space="preserve"> </w:t>
+      </w:r>
+      <w:r>
+        <w:rPr>
+          <w:rFonts w:ascii="Consolas" w:hAnsi="Consolas"/>
+          <w:sz w:val="18"/>
+          <w:szCs w:val="18"/>
+        </w:rPr>
+        <w:t> </w:t>
+      </w:r>
+      <w:r>
+        <w:rPr>
+          <w:rFonts w:ascii="Consolas" w:hAnsi="Consolas"/>
+          <w:sz w:val="18"/>
+          <w:szCs w:val="18"/>
+          <w:lang w:val="ru-RU"/>
+        </w:rPr>
+        <w:t xml:space="preserve"> </w:t>
+      </w:r>
+      <w:proofErr w:type="spellStart"/>
+      <w:proofErr w:type="gramStart"/>
+      <w:r>
+        <w:rPr>
+          <w:rFonts w:ascii="Consolas" w:hAnsi="Consolas"/>
+          <w:sz w:val="18"/>
+          <w:szCs w:val="18"/>
+        </w:rPr>
+        <w:t>arr</w:t>
+      </w:r>
+      <w:proofErr w:type="spellEnd"/>
+      <w:proofErr w:type="gramEnd"/>
+      <w:r>
+        <w:rPr>
+          <w:rFonts w:ascii="Consolas" w:hAnsi="Consolas"/>
+          <w:sz w:val="18"/>
+          <w:szCs w:val="18"/>
+          <w:lang w:val="ru-RU"/>
+        </w:rPr>
+        <w:t xml:space="preserve"> = [</w:t>
+      </w:r>
+      <w:r>
+        <w:rPr>
+          <w:rFonts w:ascii="Consolas" w:hAnsi="Consolas"/>
+          <w:sz w:val="18"/>
+          <w:szCs w:val="18"/>
+        </w:rPr>
+        <w:t>get</w:t>
+      </w:r>
+      <w:r>
+        <w:rPr>
+          <w:rFonts w:ascii="Consolas" w:hAnsi="Consolas"/>
+          <w:sz w:val="18"/>
+          <w:szCs w:val="18"/>
+          <w:lang w:val="ru-RU"/>
+        </w:rPr>
+        <w:t>_</w:t>
+      </w:r>
+      <w:proofErr w:type="spellStart"/>
+      <w:r>
+        <w:rPr>
+          <w:rFonts w:ascii="Consolas" w:hAnsi="Consolas"/>
+          <w:sz w:val="18"/>
+          <w:szCs w:val="18"/>
+        </w:rPr>
+        <w:t>elem</w:t>
+      </w:r>
+      <w:proofErr w:type="spellEnd"/>
+      <w:r>
+        <w:rPr>
+          <w:rFonts w:ascii="Consolas" w:hAnsi="Consolas"/>
+          <w:sz w:val="18"/>
+          <w:szCs w:val="18"/>
+          <w:lang w:val="ru-RU"/>
+        </w:rPr>
+        <w:t xml:space="preserve">("Введите элемент дерева: ") </w:t>
+      </w:r>
+      <w:r>
+        <w:rPr>
+          <w:rFonts w:ascii="Consolas" w:hAnsi="Consolas"/>
+          <w:sz w:val="18"/>
+          <w:szCs w:val="18"/>
+        </w:rPr>
+        <w:t>for</w:t>
+      </w:r>
+      <w:r>
+        <w:rPr>
+          <w:rFonts w:ascii="Consolas" w:hAnsi="Consolas"/>
+          <w:sz w:val="18"/>
+          <w:szCs w:val="18"/>
+          <w:lang w:val="ru-RU"/>
+        </w:rPr>
+        <w:t xml:space="preserve"> _ </w:t>
+      </w:r>
+      <w:r>
+        <w:rPr>
+          <w:rFonts w:ascii="Consolas" w:hAnsi="Consolas"/>
+          <w:sz w:val="18"/>
+          <w:szCs w:val="18"/>
+        </w:rPr>
+        <w:t>in</w:t>
+      </w:r>
+      <w:r>
+        <w:rPr>
+          <w:rFonts w:ascii="Consolas" w:hAnsi="Consolas"/>
+          <w:sz w:val="18"/>
+          <w:szCs w:val="18"/>
+          <w:lang w:val="ru-RU"/>
+        </w:rPr>
+        <w:t xml:space="preserve"> </w:t>
+      </w:r>
+      <w:r>
+        <w:rPr>
+          <w:rFonts w:ascii="Consolas" w:hAnsi="Consolas"/>
+          <w:sz w:val="18"/>
+          <w:szCs w:val="18"/>
+        </w:rPr>
+        <w:t>range</w:t>
+      </w:r>
+      <w:r>
+        <w:rPr>
+          <w:rFonts w:ascii="Consolas" w:hAnsi="Consolas"/>
+          <w:sz w:val="18"/>
+          <w:szCs w:val="18"/>
+          <w:lang w:val="ru-RU"/>
+        </w:rPr>
+        <w:t>(</w:t>
+      </w:r>
+      <w:r>
+        <w:rPr>
+          <w:rFonts w:ascii="Consolas" w:hAnsi="Consolas"/>
+          <w:sz w:val="18"/>
+          <w:szCs w:val="18"/>
+        </w:rPr>
+        <w:t>size</w:t>
+      </w:r>
+      <w:r>
+        <w:rPr>
+          <w:rFonts w:ascii="Consolas" w:hAnsi="Consolas"/>
+          <w:sz w:val="18"/>
+          <w:szCs w:val="18"/>
+          <w:lang w:val="ru-RU"/>
+        </w:rPr>
+        <w:t>)]</w:t>
+      </w:r>
+    </w:p>
+    <w:p>
+      <w:pPr>
+        <w:spacing w:after="0" w:line="360" w:lineRule="auto"/>
+        <w:jc w:val="both"/>
+        <w:rPr>
+          <w:rFonts w:ascii="Consolas" w:hAnsi="Consolas"/>
+          <w:sz w:val="18"/>
+          <w:szCs w:val="18"/>
+          <w:lang w:val="ru-RU"/>
+        </w:rPr>
+      </w:pPr>
+    </w:p>
+    <w:p>
+      <w:pPr>
+        <w:spacing w:after="0" w:line="360" w:lineRule="auto"/>
+        <w:jc w:val="both"/>
+        <w:rPr>
+          <w:rFonts w:ascii="Consolas" w:hAnsi="Consolas"/>
+          <w:sz w:val="18"/>
+          <w:szCs w:val="18"/>
+        </w:rPr>
+      </w:pPr>
+      <w:r>
+        <w:rPr>
+          <w:rFonts w:ascii="Consolas" w:hAnsi="Consolas"/>
+          <w:sz w:val="18"/>
+          <w:szCs w:val="18"/>
+        </w:rPr>
+        <w:t> </w:t>
+      </w:r>
+      <w:r>
+        <w:rPr>
+          <w:rFonts w:ascii="Consolas" w:hAnsi="Consolas"/>
+          <w:sz w:val="18"/>
+          <w:szCs w:val="18"/>
+          <w:lang w:val="ru-RU"/>
+        </w:rPr>
+        <w:t xml:space="preserve"> </w:t>
+      </w:r>
+      <w:r>
+        <w:rPr>
+          <w:rFonts w:ascii="Consolas" w:hAnsi="Consolas"/>
+          <w:sz w:val="18"/>
+          <w:szCs w:val="18"/>
+        </w:rPr>
+        <w:t> </w:t>
+      </w:r>
+      <w:r>
+        <w:rPr>
+          <w:rFonts w:ascii="Consolas" w:hAnsi="Consolas"/>
+          <w:sz w:val="18"/>
+          <w:szCs w:val="18"/>
+          <w:lang w:val="ru-RU"/>
+        </w:rPr>
+        <w:t xml:space="preserve"> </w:t>
+      </w:r>
+      <w:proofErr w:type="gramStart"/>
+      <w:r>
+        <w:rPr>
+          <w:rFonts w:ascii="Consolas" w:hAnsi="Consolas"/>
+          <w:sz w:val="18"/>
+          <w:szCs w:val="18"/>
+        </w:rPr>
+        <w:t>for</w:t>
+      </w:r>
+      <w:proofErr w:type="gramEnd"/>
+      <w:r>
+        <w:rPr>
+          <w:rFonts w:ascii="Consolas" w:hAnsi="Consolas"/>
+          <w:sz w:val="18"/>
+          <w:szCs w:val="18"/>
+        </w:rPr>
+        <w:t xml:space="preserve"> </w:t>
+      </w:r>
+      <w:proofErr w:type="spellStart"/>
+      <w:r>
+        <w:rPr>
+          <w:rFonts w:ascii="Consolas" w:hAnsi="Consolas"/>
+          <w:sz w:val="18"/>
+          <w:szCs w:val="18"/>
+        </w:rPr>
+        <w:t>i</w:t>
+      </w:r>
+      <w:proofErr w:type="spellEnd"/>
+      <w:r>
+        <w:rPr>
+          <w:rFonts w:ascii="Consolas" w:hAnsi="Consolas"/>
+          <w:sz w:val="18"/>
+          <w:szCs w:val="18"/>
+        </w:rPr>
+        <w:t xml:space="preserve"> in </w:t>
+      </w:r>
+      <w:proofErr w:type="spellStart"/>
+      <w:r>
+        <w:rPr>
+          <w:rFonts w:ascii="Consolas" w:hAnsi="Consolas"/>
+          <w:sz w:val="18"/>
+          <w:szCs w:val="18"/>
+        </w:rPr>
+        <w:t>arr</w:t>
+      </w:r>
+      <w:proofErr w:type="spellEnd"/>
+      <w:r>
+        <w:rPr>
+          <w:rFonts w:ascii="Consolas" w:hAnsi="Consolas"/>
+          <w:sz w:val="18"/>
+          <w:szCs w:val="18"/>
+        </w:rPr>
+        <w:t>:</w:t>
+      </w:r>
+    </w:p>
+    <w:p>
+      <w:pPr>
+        <w:spacing w:after="0" w:line="360" w:lineRule="auto"/>
+        <w:jc w:val="both"/>
+        <w:rPr>
+          <w:rFonts w:ascii="Consolas" w:hAnsi="Consolas"/>
+          <w:sz w:val="18"/>
+          <w:szCs w:val="18"/>
+        </w:rPr>
+      </w:pPr>
+      <w:r>
+        <w:rPr>
+          <w:rFonts w:ascii="Consolas" w:hAnsi="Consolas"/>
+          <w:sz w:val="18"/>
+          <w:szCs w:val="18"/>
+        </w:rPr>
+        <w:t xml:space="preserve">        </w:t>
+      </w:r>
+      <w:proofErr w:type="spellStart"/>
+      <w:proofErr w:type="gramStart"/>
+      <w:r>
+        <w:rPr>
+          <w:rFonts w:ascii="Consolas" w:hAnsi="Consolas"/>
+          <w:sz w:val="18"/>
+          <w:szCs w:val="18"/>
+        </w:rPr>
+        <w:t>tree.insert</w:t>
+      </w:r>
+      <w:proofErr w:type="spellEnd"/>
+      <w:r>
+        <w:rPr>
+          <w:rFonts w:ascii="Consolas" w:hAnsi="Consolas"/>
+          <w:sz w:val="18"/>
+          <w:szCs w:val="18"/>
+        </w:rPr>
+        <w:t>(</w:t>
+      </w:r>
+      <w:proofErr w:type="spellStart"/>
+      <w:proofErr w:type="gramEnd"/>
+      <w:r>
+        <w:rPr>
+          <w:rFonts w:ascii="Consolas" w:hAnsi="Consolas"/>
+          <w:sz w:val="18"/>
+          <w:szCs w:val="18"/>
+        </w:rPr>
+        <w:t>i</w:t>
+      </w:r>
+      <w:proofErr w:type="spellEnd"/>
+      <w:r>
+        <w:rPr>
+          <w:rFonts w:ascii="Consolas" w:hAnsi="Consolas"/>
+          <w:sz w:val="18"/>
+          <w:szCs w:val="18"/>
+        </w:rPr>
+        <w:t>)</w:t>
+      </w:r>
+    </w:p>
+    <w:p>
+      <w:pPr>
+        <w:spacing w:after="0" w:line="360" w:lineRule="auto"/>
+        <w:jc w:val="both"/>
+        <w:rPr>
+          <w:rFonts w:ascii="Consolas" w:hAnsi="Consolas"/>
+          <w:sz w:val="18"/>
+          <w:szCs w:val="18"/>
+        </w:rPr>
+      </w:pPr>
+    </w:p>
+    <w:p>
+      <w:pPr>
+        <w:spacing w:after="0" w:line="360" w:lineRule="auto"/>
+        <w:jc w:val="both"/>
         <w:rPr>
           <w:rFonts w:ascii="Consolas" w:hAnsi="Consolas"/>
           <w:sz w:val="18"/>
@@ -11304,38 +14057,105 @@
         </w:rPr>
         <w:t xml:space="preserve">    </w:t>
       </w:r>
-      <w:proofErr w:type="spellStart"/>
-      <w:proofErr w:type="gramStart"/>
-      <w:r>
-        <w:rPr>
-          <w:rFonts w:ascii="Consolas" w:hAnsi="Consolas"/>
-          <w:sz w:val="18"/>
-          <w:szCs w:val="18"/>
-        </w:rPr>
-        <w:t>tree.insert</w:t>
-      </w:r>
-      <w:proofErr w:type="spellEnd"/>
-      <w:r>
-        <w:rPr>
-          <w:rFonts w:ascii="Consolas" w:hAnsi="Consolas"/>
-          <w:sz w:val="18"/>
-          <w:szCs w:val="18"/>
-        </w:rPr>
-        <w:t>(</w:t>
-      </w:r>
-      <w:proofErr w:type="gramEnd"/>
-      <w:r>
-        <w:rPr>
-          <w:rFonts w:ascii="Consolas" w:hAnsi="Consolas"/>
-          <w:sz w:val="18"/>
-          <w:szCs w:val="18"/>
-        </w:rPr>
-        <w:t>-4)</w:t>
-      </w:r>
-    </w:p>
-    <w:p>
-      <w:pPr>
-        <w:spacing w:line="240" w:lineRule="auto"/>
+      <w:proofErr w:type="gramStart"/>
+      <w:r>
+        <w:rPr>
+          <w:rFonts w:ascii="Consolas" w:hAnsi="Consolas"/>
+          <w:sz w:val="18"/>
+          <w:szCs w:val="18"/>
+        </w:rPr>
+        <w:t>print(</w:t>
+      </w:r>
+      <w:proofErr w:type="gramEnd"/>
+      <w:r>
+        <w:rPr>
+          <w:rFonts w:ascii="Consolas" w:hAnsi="Consolas"/>
+          <w:sz w:val="18"/>
+          <w:szCs w:val="18"/>
+        </w:rPr>
+        <w:t>f"\</w:t>
+      </w:r>
+      <w:proofErr w:type="spellStart"/>
+      <w:r>
+        <w:rPr>
+          <w:rFonts w:ascii="Consolas" w:hAnsi="Consolas"/>
+          <w:sz w:val="18"/>
+          <w:szCs w:val="18"/>
+        </w:rPr>
+        <w:t>nПоложительные</w:t>
+      </w:r>
+      <w:proofErr w:type="spellEnd"/>
+      <w:r>
+        <w:rPr>
+          <w:rFonts w:ascii="Consolas" w:hAnsi="Consolas"/>
+          <w:sz w:val="18"/>
+          <w:szCs w:val="18"/>
+        </w:rPr>
+        <w:t xml:space="preserve"> </w:t>
+      </w:r>
+      <w:proofErr w:type="spellStart"/>
+      <w:r>
+        <w:rPr>
+          <w:rFonts w:ascii="Consolas" w:hAnsi="Consolas"/>
+          <w:sz w:val="18"/>
+          <w:szCs w:val="18"/>
+        </w:rPr>
+        <w:t>элементы</w:t>
+      </w:r>
+      <w:proofErr w:type="spellEnd"/>
+      <w:r>
+        <w:rPr>
+          <w:rFonts w:ascii="Consolas" w:hAnsi="Consolas"/>
+          <w:sz w:val="18"/>
+          <w:szCs w:val="18"/>
+        </w:rPr>
+        <w:t>: {tree.pos_elements_search_2()}")</w:t>
+      </w:r>
+    </w:p>
+    <w:p>
+      <w:pPr>
+        <w:spacing w:after="0" w:line="360" w:lineRule="auto"/>
+        <w:jc w:val="both"/>
+        <w:rPr>
+          <w:rFonts w:ascii="Consolas" w:hAnsi="Consolas"/>
+          <w:sz w:val="18"/>
+          <w:szCs w:val="18"/>
+        </w:rPr>
+      </w:pPr>
+    </w:p>
+    <w:p>
+      <w:pPr>
+        <w:spacing w:after="0" w:line="360" w:lineRule="auto"/>
+        <w:jc w:val="both"/>
+        <w:rPr>
+          <w:rFonts w:ascii="Consolas" w:hAnsi="Consolas"/>
+          <w:sz w:val="18"/>
+          <w:szCs w:val="18"/>
+        </w:rPr>
+      </w:pPr>
+      <w:proofErr w:type="gramStart"/>
+      <w:r>
+        <w:rPr>
+          <w:rFonts w:ascii="Consolas" w:hAnsi="Consolas"/>
+          <w:sz w:val="18"/>
+          <w:szCs w:val="18"/>
+        </w:rPr>
+        <w:t>if</w:t>
+      </w:r>
+      <w:proofErr w:type="gramEnd"/>
+      <w:r>
+        <w:rPr>
+          <w:rFonts w:ascii="Consolas" w:hAnsi="Consolas"/>
+          <w:sz w:val="18"/>
+          <w:szCs w:val="18"/>
+        </w:rPr>
+        <w:t xml:space="preserve"> __name__ == "__main__":</w:t>
+      </w:r>
+    </w:p>
+    <w:p>
+      <w:pPr>
+        <w:spacing w:after="0" w:line="360" w:lineRule="auto"/>
+        <w:jc w:val="both"/>
         <w:rPr>
           <w:rFonts w:ascii="Consolas" w:hAnsi="Consolas"/>
           <w:sz w:val="18"/>
@@ -11350,456 +14170,14 @@
         </w:rPr>
         <w:t xml:space="preserve">    </w:t>
       </w:r>
-      <w:proofErr w:type="spellStart"/>
-      <w:proofErr w:type="gramStart"/>
-      <w:r>
-        <w:rPr>
-          <w:rFonts w:ascii="Consolas" w:hAnsi="Consolas"/>
-          <w:sz w:val="18"/>
-          <w:szCs w:val="18"/>
-        </w:rPr>
-        <w:t>tree.insert</w:t>
-      </w:r>
-      <w:proofErr w:type="spellEnd"/>
-      <w:r>
-        <w:rPr>
-          <w:rFonts w:ascii="Consolas" w:hAnsi="Consolas"/>
-          <w:sz w:val="18"/>
-          <w:szCs w:val="18"/>
-        </w:rPr>
-        <w:t>(</w:t>
-      </w:r>
-      <w:proofErr w:type="gramEnd"/>
-      <w:r>
-        <w:rPr>
-          <w:rFonts w:ascii="Consolas" w:hAnsi="Consolas"/>
-          <w:sz w:val="18"/>
-          <w:szCs w:val="18"/>
-        </w:rPr>
-        <w:t>2)</w:t>
-      </w:r>
-    </w:p>
-    <w:p>
-      <w:pPr>
-        <w:spacing w:line="240" w:lineRule="auto"/>
-        <w:rPr>
-          <w:rFonts w:ascii="Consolas" w:hAnsi="Consolas"/>
-          <w:sz w:val="18"/>
-          <w:szCs w:val="18"/>
-        </w:rPr>
-      </w:pPr>
-      <w:r>
-        <w:rPr>
-          <w:rFonts w:ascii="Consolas" w:hAnsi="Consolas"/>
-          <w:sz w:val="18"/>
-          <w:szCs w:val="18"/>
-        </w:rPr>
-        <w:t xml:space="preserve">    </w:t>
-      </w:r>
-      <w:proofErr w:type="spellStart"/>
-      <w:proofErr w:type="gramStart"/>
-      <w:r>
-        <w:rPr>
-          <w:rFonts w:ascii="Consolas" w:hAnsi="Consolas"/>
-          <w:sz w:val="18"/>
-          <w:szCs w:val="18"/>
-        </w:rPr>
-        <w:t>tree.insert</w:t>
-      </w:r>
-      <w:proofErr w:type="spellEnd"/>
-      <w:r>
-        <w:rPr>
-          <w:rFonts w:ascii="Consolas" w:hAnsi="Consolas"/>
-          <w:sz w:val="18"/>
-          <w:szCs w:val="18"/>
-        </w:rPr>
-        <w:t>(</w:t>
-      </w:r>
-      <w:proofErr w:type="gramEnd"/>
-      <w:r>
-        <w:rPr>
-          <w:rFonts w:ascii="Consolas" w:hAnsi="Consolas"/>
-          <w:sz w:val="18"/>
-          <w:szCs w:val="18"/>
-        </w:rPr>
-        <w:t>-1)</w:t>
-      </w:r>
-    </w:p>
-    <w:p>
-      <w:pPr>
-        <w:spacing w:line="240" w:lineRule="auto"/>
-        <w:rPr>
-          <w:rFonts w:ascii="Consolas" w:hAnsi="Consolas"/>
-          <w:sz w:val="18"/>
-          <w:szCs w:val="18"/>
-        </w:rPr>
-      </w:pPr>
-      <w:r>
-        <w:rPr>
-          <w:rFonts w:ascii="Consolas" w:hAnsi="Consolas"/>
-          <w:sz w:val="18"/>
-          <w:szCs w:val="18"/>
-        </w:rPr>
-        <w:t xml:space="preserve">    </w:t>
-      </w:r>
-      <w:proofErr w:type="spellStart"/>
-      <w:proofErr w:type="gramStart"/>
-      <w:r>
-        <w:rPr>
-          <w:rFonts w:ascii="Consolas" w:hAnsi="Consolas"/>
-          <w:sz w:val="18"/>
-          <w:szCs w:val="18"/>
-        </w:rPr>
-        <w:t>tree.insert</w:t>
-      </w:r>
-      <w:proofErr w:type="spellEnd"/>
-      <w:r>
-        <w:rPr>
-          <w:rFonts w:ascii="Consolas" w:hAnsi="Consolas"/>
-          <w:sz w:val="18"/>
-          <w:szCs w:val="18"/>
-        </w:rPr>
-        <w:t>(</w:t>
-      </w:r>
-      <w:proofErr w:type="gramEnd"/>
-      <w:r>
-        <w:rPr>
-          <w:rFonts w:ascii="Consolas" w:hAnsi="Consolas"/>
-          <w:sz w:val="18"/>
-          <w:szCs w:val="18"/>
-        </w:rPr>
-        <w:t>3)</w:t>
-      </w:r>
-    </w:p>
-    <w:p>
-      <w:pPr>
-        <w:spacing w:line="240" w:lineRule="auto"/>
-        <w:rPr>
-          <w:rFonts w:ascii="Consolas" w:hAnsi="Consolas"/>
-          <w:sz w:val="18"/>
-          <w:szCs w:val="18"/>
-        </w:rPr>
-      </w:pPr>
-      <w:r>
-        <w:rPr>
-          <w:rFonts w:ascii="Consolas" w:hAnsi="Consolas"/>
-          <w:sz w:val="18"/>
-          <w:szCs w:val="18"/>
-        </w:rPr>
-        <w:t xml:space="preserve">    </w:t>
-      </w:r>
-      <w:proofErr w:type="spellStart"/>
-      <w:proofErr w:type="gramStart"/>
-      <w:r>
-        <w:rPr>
-          <w:rFonts w:ascii="Consolas" w:hAnsi="Consolas"/>
-          <w:sz w:val="18"/>
-          <w:szCs w:val="18"/>
-        </w:rPr>
-        <w:t>tree.insert</w:t>
-      </w:r>
-      <w:proofErr w:type="spellEnd"/>
-      <w:r>
-        <w:rPr>
-          <w:rFonts w:ascii="Consolas" w:hAnsi="Consolas"/>
-          <w:sz w:val="18"/>
-          <w:szCs w:val="18"/>
-        </w:rPr>
-        <w:t>(</w:t>
-      </w:r>
-      <w:proofErr w:type="gramEnd"/>
-      <w:r>
-        <w:rPr>
-          <w:rFonts w:ascii="Consolas" w:hAnsi="Consolas"/>
-          <w:sz w:val="18"/>
-          <w:szCs w:val="18"/>
-        </w:rPr>
-        <w:t>6)</w:t>
-      </w:r>
-    </w:p>
-    <w:p>
-      <w:pPr>
-        <w:spacing w:line="240" w:lineRule="auto"/>
-        <w:rPr>
-          <w:rFonts w:ascii="Consolas" w:hAnsi="Consolas"/>
-          <w:sz w:val="18"/>
-          <w:szCs w:val="18"/>
-        </w:rPr>
-      </w:pPr>
-      <w:r>
-        <w:rPr>
-          <w:rFonts w:ascii="Consolas" w:hAnsi="Consolas"/>
-          <w:sz w:val="18"/>
-          <w:szCs w:val="18"/>
-        </w:rPr>
-        <w:t xml:space="preserve">    </w:t>
-      </w:r>
-      <w:proofErr w:type="spellStart"/>
-      <w:proofErr w:type="gramStart"/>
-      <w:r>
-        <w:rPr>
-          <w:rFonts w:ascii="Consolas" w:hAnsi="Consolas"/>
-          <w:sz w:val="18"/>
-          <w:szCs w:val="18"/>
-        </w:rPr>
-        <w:t>tree.insert</w:t>
-      </w:r>
-      <w:proofErr w:type="spellEnd"/>
-      <w:r>
-        <w:rPr>
-          <w:rFonts w:ascii="Consolas" w:hAnsi="Consolas"/>
-          <w:sz w:val="18"/>
-          <w:szCs w:val="18"/>
-        </w:rPr>
-        <w:t>(</w:t>
-      </w:r>
-      <w:proofErr w:type="gramEnd"/>
-      <w:r>
-        <w:rPr>
-          <w:rFonts w:ascii="Consolas" w:hAnsi="Consolas"/>
-          <w:sz w:val="18"/>
-          <w:szCs w:val="18"/>
-        </w:rPr>
-        <w:t>-5)</w:t>
-      </w:r>
-    </w:p>
-    <w:p>
-      <w:pPr>
-        <w:spacing w:line="240" w:lineRule="auto"/>
-        <w:rPr>
-          <w:rFonts w:ascii="Consolas" w:hAnsi="Consolas"/>
-          <w:sz w:val="18"/>
-          <w:szCs w:val="18"/>
-        </w:rPr>
-      </w:pPr>
-      <w:r>
-        <w:rPr>
-          <w:rFonts w:ascii="Consolas" w:hAnsi="Consolas"/>
-          <w:sz w:val="18"/>
-          <w:szCs w:val="18"/>
-        </w:rPr>
-        <w:t xml:space="preserve">    </w:t>
-      </w:r>
-      <w:proofErr w:type="spellStart"/>
-      <w:proofErr w:type="gramStart"/>
-      <w:r>
-        <w:rPr>
-          <w:rFonts w:ascii="Consolas" w:hAnsi="Consolas"/>
-          <w:sz w:val="18"/>
-          <w:szCs w:val="18"/>
-        </w:rPr>
-        <w:t>tree.insert</w:t>
-      </w:r>
-      <w:proofErr w:type="spellEnd"/>
-      <w:r>
-        <w:rPr>
-          <w:rFonts w:ascii="Consolas" w:hAnsi="Consolas"/>
-          <w:sz w:val="18"/>
-          <w:szCs w:val="18"/>
-        </w:rPr>
-        <w:t>(</w:t>
-      </w:r>
-      <w:proofErr w:type="gramEnd"/>
-      <w:r>
-        <w:rPr>
-          <w:rFonts w:ascii="Consolas" w:hAnsi="Consolas"/>
-          <w:sz w:val="18"/>
-          <w:szCs w:val="18"/>
-        </w:rPr>
-        <w:t>-7)</w:t>
-      </w:r>
-    </w:p>
-    <w:p>
-      <w:pPr>
-        <w:spacing w:line="240" w:lineRule="auto"/>
-        <w:rPr>
-          <w:rFonts w:ascii="Consolas" w:hAnsi="Consolas"/>
-          <w:sz w:val="18"/>
-          <w:szCs w:val="18"/>
-        </w:rPr>
-      </w:pPr>
-      <w:r>
-        <w:rPr>
-          <w:rFonts w:ascii="Consolas" w:hAnsi="Consolas"/>
-          <w:sz w:val="18"/>
-          <w:szCs w:val="18"/>
-        </w:rPr>
-        <w:t xml:space="preserve">    </w:t>
-      </w:r>
-      <w:proofErr w:type="spellStart"/>
-      <w:proofErr w:type="gramStart"/>
-      <w:r>
-        <w:rPr>
-          <w:rFonts w:ascii="Consolas" w:hAnsi="Consolas"/>
-          <w:sz w:val="18"/>
-          <w:szCs w:val="18"/>
-        </w:rPr>
-        <w:t>tree.display</w:t>
-      </w:r>
-      <w:proofErr w:type="spellEnd"/>
-      <w:r>
-        <w:rPr>
-          <w:rFonts w:ascii="Consolas" w:hAnsi="Consolas"/>
-          <w:sz w:val="18"/>
-          <w:szCs w:val="18"/>
-        </w:rPr>
-        <w:t>()</w:t>
-      </w:r>
-      <w:proofErr w:type="gramEnd"/>
-    </w:p>
-    <w:p>
-      <w:pPr>
-        <w:spacing w:line="240" w:lineRule="auto"/>
-        <w:rPr>
-          <w:rFonts w:ascii="Consolas" w:hAnsi="Consolas"/>
-          <w:sz w:val="18"/>
-          <w:szCs w:val="18"/>
-        </w:rPr>
-      </w:pPr>
-    </w:p>
-    <w:p>
-      <w:pPr>
-        <w:spacing w:line="240" w:lineRule="auto"/>
-        <w:rPr>
-          <w:rFonts w:ascii="Consolas" w:hAnsi="Consolas"/>
-          <w:sz w:val="18"/>
-          <w:szCs w:val="18"/>
-        </w:rPr>
-      </w:pPr>
-      <w:r>
-        <w:rPr>
-          <w:rFonts w:ascii="Consolas" w:hAnsi="Consolas"/>
-          <w:sz w:val="18"/>
-          <w:szCs w:val="18"/>
-        </w:rPr>
-        <w:t xml:space="preserve">    </w:t>
-      </w:r>
-      <w:proofErr w:type="gramStart"/>
-      <w:r>
-        <w:rPr>
-          <w:rFonts w:ascii="Consolas" w:hAnsi="Consolas"/>
-          <w:sz w:val="18"/>
-          <w:szCs w:val="18"/>
-        </w:rPr>
-        <w:t>print(</w:t>
-      </w:r>
-      <w:proofErr w:type="gramEnd"/>
-      <w:r>
-        <w:rPr>
-          <w:rFonts w:ascii="Consolas" w:hAnsi="Consolas"/>
-          <w:sz w:val="18"/>
-          <w:szCs w:val="18"/>
-        </w:rPr>
-        <w:t>tree.pos_elements_search_1())</w:t>
-      </w:r>
-    </w:p>
-    <w:p>
-      <w:pPr>
-        <w:spacing w:line="240" w:lineRule="auto"/>
-        <w:rPr>
-          <w:rFonts w:ascii="Consolas" w:hAnsi="Consolas"/>
-          <w:sz w:val="18"/>
-          <w:szCs w:val="18"/>
-        </w:rPr>
-      </w:pPr>
-      <w:r>
-        <w:rPr>
-          <w:rFonts w:ascii="Consolas" w:hAnsi="Consolas"/>
-          <w:sz w:val="18"/>
-          <w:szCs w:val="18"/>
-        </w:rPr>
-        <w:t xml:space="preserve">    </w:t>
-      </w:r>
-      <w:proofErr w:type="gramStart"/>
-      <w:r>
-        <w:rPr>
-          <w:rFonts w:ascii="Consolas" w:hAnsi="Consolas"/>
-          <w:sz w:val="18"/>
-          <w:szCs w:val="18"/>
-        </w:rPr>
-        <w:t>print(</w:t>
-      </w:r>
-      <w:proofErr w:type="gramEnd"/>
-      <w:r>
-        <w:rPr>
-          <w:rFonts w:ascii="Consolas" w:hAnsi="Consolas"/>
-          <w:sz w:val="18"/>
-          <w:szCs w:val="18"/>
-        </w:rPr>
-        <w:t>tree.pos_elements_search_2())</w:t>
-      </w:r>
-    </w:p>
-    <w:p>
-      <w:pPr>
-        <w:spacing w:line="240" w:lineRule="auto"/>
-        <w:rPr>
-          <w:rFonts w:ascii="Consolas" w:hAnsi="Consolas"/>
-          <w:sz w:val="18"/>
-          <w:szCs w:val="18"/>
-        </w:rPr>
-      </w:pPr>
-    </w:p>
-    <w:p>
-      <w:pPr>
-        <w:spacing w:line="240" w:lineRule="auto"/>
-        <w:rPr>
-          <w:rFonts w:ascii="Consolas" w:hAnsi="Consolas"/>
-          <w:sz w:val="18"/>
-          <w:szCs w:val="18"/>
-        </w:rPr>
-      </w:pPr>
-      <w:proofErr w:type="gramStart"/>
-      <w:r>
-        <w:rPr>
-          <w:rFonts w:ascii="Consolas" w:hAnsi="Consolas"/>
-          <w:sz w:val="18"/>
-          <w:szCs w:val="18"/>
-        </w:rPr>
-        <w:t>if</w:t>
-      </w:r>
-      <w:proofErr w:type="gramEnd"/>
-      <w:r>
-        <w:rPr>
-          <w:rFonts w:ascii="Consolas" w:hAnsi="Consolas"/>
-          <w:sz w:val="18"/>
-          <w:szCs w:val="18"/>
-        </w:rPr>
-        <w:t xml:space="preserve"> __name__ == "__main__":</w:t>
-      </w:r>
-    </w:p>
-    <w:p>
-      <w:pPr>
-        <w:spacing w:line="240" w:lineRule="auto"/>
-        <w:rPr>
-          <w:rFonts w:ascii="Consolas" w:hAnsi="Consolas"/>
-          <w:sz w:val="18"/>
-          <w:szCs w:val="18"/>
-        </w:rPr>
-      </w:pPr>
-      <w:r>
-        <w:rPr>
-          <w:rFonts w:ascii="Consolas" w:hAnsi="Consolas"/>
-          <w:sz w:val="18"/>
-          <w:szCs w:val="18"/>
-        </w:rPr>
-        <w:t xml:space="preserve">    </w:t>
-      </w:r>
-      <w:proofErr w:type="gramStart"/>
-      <w:r>
-        <w:rPr>
-          <w:rFonts w:ascii="Consolas" w:hAnsi="Consolas"/>
-          <w:sz w:val="18"/>
-          <w:szCs w:val="18"/>
-        </w:rPr>
-        <w:t>main</w:t>
-      </w:r>
-      <w:r>
-        <w:rPr>
-          <w:rFonts w:ascii="Consolas" w:hAnsi="Consolas"/>
-          <w:sz w:val="18"/>
-          <w:szCs w:val="18"/>
-        </w:rPr>
-        <w:t>()</w:t>
+      <w:proofErr w:type="gramStart"/>
+      <w:r>
+        <w:rPr>
+          <w:rFonts w:ascii="Consolas" w:hAnsi="Consolas"/>
+          <w:sz w:val="18"/>
+          <w:szCs w:val="18"/>
+        </w:rPr>
+        <w:t>main()</w:t>
       </w:r>
       <w:proofErr w:type="gramEnd"/>
     </w:p>
@@ -11845,7 +14223,6 @@
           <w:szCs w:val="28"/>
           <w:lang w:val="ru-RU"/>
         </w:rPr>
-        <w:lastRenderedPageBreak/>
         <w:t>Результаты расчетов</w:t>
       </w:r>
       <w:r>
@@ -11927,6 +14304,7 @@
           <w:sz w:val="28"/>
           <w:szCs w:val="28"/>
         </w:rPr>
+        <w:lastRenderedPageBreak/>
         <w:drawing>
           <wp:inline distT="0" distB="0" distL="0" distR="0" wp14:anchorId="1BDEA679" wp14:editId="2894853C">
             <wp:extent cx="3620005" cy="2133898"/>
@@ -12030,8 +14408,6 @@
         </w:rPr>
         <w:t>получили практические навыки в программировании с использованием деревьев.</w:t>
       </w:r>
-      <w:bookmarkStart w:id="0" w:name="_GoBack"/>
-      <w:bookmarkEnd w:id="0"/>
     </w:p>
     <w:sectPr>
       <w:pgSz w:w="12240" w:h="15840"/>
@@ -12441,7 +14817,6 @@
   <w:style w:type="character" w:default="1" w:styleId="a0">
     <w:name w:val="Default Paragraph Font"/>
     <w:uiPriority w:val="1"/>
-    <w:semiHidden/>
     <w:unhideWhenUsed/>
   </w:style>
   <w:style w:type="table" w:default="1" w:styleId="a1">
